--- a/Fase 1/Evidencias Individuales/Jaña_Alvaro/Jaña_Alvaro_1.2_APT122_DiarioReflexionFase1.docx
+++ b/Fase 1/Evidencias Individuales/Jaña_Alvaro/Jaña_Alvaro_1.2_APT122_DiarioReflexionFase1.docx
@@ -1,6 +1,6 @@
 
 <file path=word/document.xml><?xml version="1.0" encoding="utf-8"?>
-<w:document xmlns:wpc="http://schemas.microsoft.com/office/word/2010/wordprocessingCanvas" xmlns:cx="http://schemas.microsoft.com/office/drawing/2014/chartex" xmlns:mc="http://schemas.openxmlformats.org/markup-compatibility/2006" xmlns:o="urn:schemas-microsoft-com:office:office" xmlns:r="http://schemas.openxmlformats.org/officeDocument/2006/relationships" xmlns:m="http://schemas.openxmlformats.org/officeDocument/2006/math" xmlns:v="urn:schemas-microsoft-com:vml" xmlns:wp14="http://schemas.microsoft.com/office/word/2010/wordprocessingDrawing" xmlns:wp="http://schemas.openxmlformats.org/drawingml/2006/wordprocessingDrawing" xmlns:w10="urn:schemas-microsoft-com:office:word" xmlns:w="http://schemas.openxmlformats.org/wordprocessingml/2006/main" xmlns:w14="http://schemas.microsoft.com/office/word/2010/wordml" xmlns:w15="http://schemas.microsoft.com/office/word/2012/wordml" xmlns:w16se="http://schemas.microsoft.com/office/word/2015/wordml/symex" xmlns:wpg="http://schemas.microsoft.com/office/word/2010/wordprocessingGroup" xmlns:wpi="http://schemas.microsoft.com/office/word/2010/wordprocessingInk" xmlns:wne="http://schemas.microsoft.com/office/word/2006/wordml" xmlns:wps="http://schemas.microsoft.com/office/word/2010/wordprocessingShape" mc:Ignorable="w14 w15 w16se wp14">
+<w:document xmlns:wpc="http://schemas.microsoft.com/office/word/2010/wordprocessingCanvas" xmlns:cx="http://schemas.microsoft.com/office/drawing/2014/chartex" xmlns:cx1="http://schemas.microsoft.com/office/drawing/2015/9/8/chartex" xmlns:cx2="http://schemas.microsoft.com/office/drawing/2015/10/21/chartex" xmlns:cx3="http://schemas.microsoft.com/office/drawing/2016/5/9/chartex" xmlns:cx4="http://schemas.microsoft.com/office/drawing/2016/5/10/chartex" xmlns:cx5="http://schemas.microsoft.com/office/drawing/2016/5/11/chartex" xmlns:cx6="http://schemas.microsoft.com/office/drawing/2016/5/12/chartex" xmlns:cx7="http://schemas.microsoft.com/office/drawing/2016/5/13/chartex" xmlns:cx8="http://schemas.microsoft.com/office/drawing/2016/5/14/chartex" xmlns:mc="http://schemas.openxmlformats.org/markup-compatibility/2006" xmlns:aink="http://schemas.microsoft.com/office/drawing/2016/ink" xmlns:am3d="http://schemas.microsoft.com/office/drawing/2017/model3d" xmlns:o="urn:schemas-microsoft-com:office:office" xmlns:oel="http://schemas.microsoft.com/office/2019/extlst" xmlns:r="http://schemas.openxmlformats.org/officeDocument/2006/relationships" xmlns:m="http://schemas.openxmlformats.org/officeDocument/2006/math" xmlns:v="urn:schemas-microsoft-com:vml" xmlns:wp14="http://schemas.microsoft.com/office/word/2010/wordprocessingDrawing" xmlns:wp="http://schemas.openxmlformats.org/drawingml/2006/wordprocessingDrawing" xmlns:w10="urn:schemas-microsoft-com:office:word" xmlns:w="http://schemas.openxmlformats.org/wordprocessingml/2006/main" xmlns:w14="http://schemas.microsoft.com/office/word/2010/wordml" xmlns:w15="http://schemas.microsoft.com/office/word/2012/wordml" xmlns:w16cex="http://schemas.microsoft.com/office/word/2018/wordml/cex" xmlns:w16cid="http://schemas.microsoft.com/office/word/2016/wordml/cid" xmlns:w16="http://schemas.microsoft.com/office/word/2018/wordml" xmlns:w16du="http://schemas.microsoft.com/office/word/2023/wordml/word16du" xmlns:w16sdtdh="http://schemas.microsoft.com/office/word/2020/wordml/sdtdatahash" xmlns:w16sdtfl="http://schemas.microsoft.com/office/word/2024/wordml/sdtformatlock" xmlns:w16se="http://schemas.microsoft.com/office/word/2015/wordml/symex" xmlns:wpg="http://schemas.microsoft.com/office/word/2010/wordprocessingGroup" xmlns:wpi="http://schemas.microsoft.com/office/word/2010/wordprocessingInk" xmlns:wne="http://schemas.microsoft.com/office/word/2006/wordml" xmlns:wps="http://schemas.microsoft.com/office/word/2010/wordprocessingShape" mc:Ignorable="w14 w15 w16se w16cid w16 w16cex w16sdtdh w16sdtfl w16du wp14">
   <w:body>
     <w:p/>
     <w:tbl>
@@ -379,6 +379,85 @@
                 <w:szCs w:val="24"/>
               </w:rPr>
             </w:pPr>
+            <w:r>
+              <w:rPr>
+                <w:rFonts w:eastAsiaTheme="majorEastAsia"/>
+                <w:color w:val="767171" w:themeColor="background2" w:themeShade="80"/>
+                <w:sz w:val="24"/>
+                <w:szCs w:val="24"/>
+              </w:rPr>
+              <w:t xml:space="preserve">Los ramos que mas disfrute fue Desarrollo Web, </w:t>
+            </w:r>
+            <w:proofErr w:type="spellStart"/>
+            <w:r>
+              <w:rPr>
+                <w:rFonts w:eastAsiaTheme="majorEastAsia"/>
+                <w:color w:val="767171" w:themeColor="background2" w:themeShade="80"/>
+                <w:sz w:val="24"/>
+                <w:szCs w:val="24"/>
+              </w:rPr>
+              <w:t>Integracion</w:t>
+            </w:r>
+            <w:proofErr w:type="spellEnd"/>
+            <w:r>
+              <w:rPr>
+                <w:rFonts w:eastAsiaTheme="majorEastAsia"/>
+                <w:color w:val="767171" w:themeColor="background2" w:themeShade="80"/>
+                <w:sz w:val="24"/>
+                <w:szCs w:val="24"/>
+              </w:rPr>
+              <w:t xml:space="preserve"> de plataformas, ya que me gusta mucho el desarrollo especialmente orientación </w:t>
+            </w:r>
+            <w:proofErr w:type="spellStart"/>
+            <w:r>
+              <w:rPr>
+                <w:rFonts w:eastAsiaTheme="majorEastAsia"/>
+                <w:color w:val="767171" w:themeColor="background2" w:themeShade="80"/>
+                <w:sz w:val="24"/>
+                <w:szCs w:val="24"/>
+              </w:rPr>
+              <w:t>fullstack</w:t>
+            </w:r>
+            <w:proofErr w:type="spellEnd"/>
+            <w:r>
+              <w:rPr>
+                <w:rFonts w:eastAsiaTheme="majorEastAsia"/>
+                <w:color w:val="767171" w:themeColor="background2" w:themeShade="80"/>
+                <w:sz w:val="24"/>
+                <w:szCs w:val="24"/>
+              </w:rPr>
+              <w:t xml:space="preserve">, también hice certificados de DevOps, me gustaron porque me ayudan en mi desarrollo como desarrollador, tengo una </w:t>
+            </w:r>
+            <w:proofErr w:type="gramStart"/>
+            <w:r>
+              <w:rPr>
+                <w:rFonts w:eastAsiaTheme="majorEastAsia"/>
+                <w:color w:val="767171" w:themeColor="background2" w:themeShade="80"/>
+                <w:sz w:val="24"/>
+                <w:szCs w:val="24"/>
+              </w:rPr>
+              <w:t>visión mas amplio</w:t>
+            </w:r>
+            <w:proofErr w:type="gramEnd"/>
+            <w:r>
+              <w:rPr>
+                <w:rFonts w:eastAsiaTheme="majorEastAsia"/>
+                <w:color w:val="767171" w:themeColor="background2" w:themeShade="80"/>
+                <w:sz w:val="24"/>
+                <w:szCs w:val="24"/>
+              </w:rPr>
+              <w:t xml:space="preserve"> de todo lo que es construir software, de principio a producción.</w:t>
+            </w:r>
+          </w:p>
+          <w:p>
+            <w:pPr>
+              <w:rPr>
+                <w:rFonts w:eastAsiaTheme="majorEastAsia"/>
+                <w:color w:val="767171" w:themeColor="background2" w:themeShade="80"/>
+                <w:sz w:val="24"/>
+                <w:szCs w:val="24"/>
+              </w:rPr>
+            </w:pPr>
           </w:p>
           <w:p>
             <w:pPr>
@@ -451,6 +530,15 @@
                 <w:szCs w:val="24"/>
               </w:rPr>
             </w:pPr>
+            <w:r>
+              <w:rPr>
+                <w:rFonts w:eastAsiaTheme="majorEastAsia"/>
+                <w:color w:val="767171" w:themeColor="background2" w:themeShade="80"/>
+                <w:sz w:val="24"/>
+                <w:szCs w:val="24"/>
+              </w:rPr>
+              <w:t>Si, como ya dije los certificados DevOps me ayudan en mi desarrollo profesional porque me dio una visión de que herramientas y tecnologías se ocupan en el rubro.</w:t>
+            </w:r>
           </w:p>
           <w:p>
             <w:pPr>
@@ -641,7 +729,6 @@
                 <w:sz w:val="24"/>
                 <w:szCs w:val="24"/>
               </w:rPr>
-              <w:lastRenderedPageBreak/>
               <w:t xml:space="preserve">2. Revisa las competencias y unidades de competencias correspondientes a cada asignatura de la malla de tu carrera. Marca en </w:t>
             </w:r>
             <w:r>
@@ -812,6 +899,75 @@
                 <w:szCs w:val="24"/>
               </w:rPr>
             </w:pPr>
+            <w:r>
+              <w:rPr>
+                <w:rFonts w:eastAsiaTheme="majorEastAsia"/>
+                <w:color w:val="767171" w:themeColor="background2" w:themeShade="80"/>
+                <w:sz w:val="24"/>
+                <w:szCs w:val="24"/>
+              </w:rPr>
+              <w:t xml:space="preserve">Tengo </w:t>
+            </w:r>
+            <w:proofErr w:type="spellStart"/>
+            <w:r>
+              <w:rPr>
+                <w:rFonts w:eastAsiaTheme="majorEastAsia"/>
+                <w:color w:val="767171" w:themeColor="background2" w:themeShade="80"/>
+                <w:sz w:val="24"/>
+                <w:szCs w:val="24"/>
+              </w:rPr>
+              <w:t>mas</w:t>
+            </w:r>
+            <w:proofErr w:type="spellEnd"/>
+            <w:r>
+              <w:rPr>
+                <w:rFonts w:eastAsiaTheme="majorEastAsia"/>
+                <w:color w:val="767171" w:themeColor="background2" w:themeShade="80"/>
+                <w:sz w:val="24"/>
+                <w:szCs w:val="24"/>
+              </w:rPr>
+              <w:t xml:space="preserve"> desarrolladas las áreas de desarrollo web y las de gestión de proyectos ya que tuvimos muchos de estos, también he desarrollado habilidades éticas y competencias básicas en </w:t>
+            </w:r>
+            <w:proofErr w:type="spellStart"/>
+            <w:r>
+              <w:rPr>
+                <w:rFonts w:eastAsiaTheme="majorEastAsia"/>
+                <w:color w:val="767171" w:themeColor="background2" w:themeShade="80"/>
+                <w:sz w:val="24"/>
+                <w:szCs w:val="24"/>
+              </w:rPr>
+              <w:t>ingles</w:t>
+            </w:r>
+            <w:proofErr w:type="spellEnd"/>
+            <w:r>
+              <w:rPr>
+                <w:rFonts w:eastAsiaTheme="majorEastAsia"/>
+                <w:color w:val="767171" w:themeColor="background2" w:themeShade="80"/>
+                <w:sz w:val="24"/>
+                <w:szCs w:val="24"/>
+              </w:rPr>
+              <w:t xml:space="preserve">, los ramos que mas me costaron fueron los ramos de base de datos, estos debería mejorarlo ya que en el desarrollo </w:t>
+            </w:r>
+            <w:proofErr w:type="spellStart"/>
+            <w:r>
+              <w:rPr>
+                <w:rFonts w:eastAsiaTheme="majorEastAsia"/>
+                <w:color w:val="767171" w:themeColor="background2" w:themeShade="80"/>
+                <w:sz w:val="24"/>
+                <w:szCs w:val="24"/>
+              </w:rPr>
+              <w:t>fulstack</w:t>
+            </w:r>
+            <w:proofErr w:type="spellEnd"/>
+            <w:r>
+              <w:rPr>
+                <w:rFonts w:eastAsiaTheme="majorEastAsia"/>
+                <w:color w:val="767171" w:themeColor="background2" w:themeShade="80"/>
+                <w:sz w:val="24"/>
+                <w:szCs w:val="24"/>
+              </w:rPr>
+              <w:t xml:space="preserve"> esto es importante igualmente. </w:t>
+            </w:r>
           </w:p>
           <w:p>
             <w:pPr>
@@ -1228,6 +1384,35 @@
                 <w:szCs w:val="24"/>
               </w:rPr>
             </w:pPr>
+            <w:r>
+              <w:rPr>
+                <w:rFonts w:eastAsiaTheme="majorEastAsia"/>
+                <w:color w:val="767171" w:themeColor="background2" w:themeShade="80"/>
+                <w:sz w:val="24"/>
+                <w:szCs w:val="24"/>
+              </w:rPr>
+              <w:t xml:space="preserve">Si el desarrollo </w:t>
+            </w:r>
+            <w:proofErr w:type="spellStart"/>
+            <w:r>
+              <w:rPr>
+                <w:rFonts w:eastAsiaTheme="majorEastAsia"/>
+                <w:color w:val="767171" w:themeColor="background2" w:themeShade="80"/>
+                <w:sz w:val="24"/>
+                <w:szCs w:val="24"/>
+              </w:rPr>
+              <w:t>fullstack</w:t>
+            </w:r>
+            <w:proofErr w:type="spellEnd"/>
+            <w:r>
+              <w:rPr>
+                <w:rFonts w:eastAsiaTheme="majorEastAsia"/>
+                <w:color w:val="767171" w:themeColor="background2" w:themeShade="80"/>
+                <w:sz w:val="24"/>
+                <w:szCs w:val="24"/>
+              </w:rPr>
+              <w:t xml:space="preserve"> es mi interés principal, ya que he realizado varios proyectos personales, y también me gustaba hacer los de la carrera, El área que mas me gusta es el desarrollo de software de la web.</w:t>
+            </w:r>
           </w:p>
           <w:p>
             <w:pPr>
@@ -1354,6 +1539,15 @@
                 <w:szCs w:val="24"/>
               </w:rPr>
             </w:pPr>
+            <w:r>
+              <w:rPr>
+                <w:rFonts w:eastAsiaTheme="majorEastAsia"/>
+                <w:color w:val="767171" w:themeColor="background2" w:themeShade="80"/>
+                <w:sz w:val="24"/>
+                <w:szCs w:val="24"/>
+              </w:rPr>
+              <w:t>La que más se relaciona con lo que me interesa es la de desarrollar una solución de software, sobre todo la parte de construir e integrar los componentes, que es lo que hago siempre en mis proyectos personales. También se relaciona la de construir modelos de datos, porque igual me toca diseñar la base de datos en casi todo lo que hago.</w:t>
+            </w:r>
           </w:p>
           <w:p>
             <w:pPr>
@@ -1382,6 +1576,15 @@
                 <w:szCs w:val="24"/>
               </w:rPr>
             </w:pPr>
+            <w:r>
+              <w:rPr>
+                <w:rFonts w:eastAsiaTheme="majorEastAsia"/>
+                <w:color w:val="767171" w:themeColor="background2" w:themeShade="80"/>
+                <w:sz w:val="24"/>
+                <w:szCs w:val="24"/>
+              </w:rPr>
+              <w:t>La que siento que necesito fortalecer es la de realizar pruebas de certificación. Normalmente pruebo las cosas a mano mientras voy desarrollando, pero no tengo el hábito de escribir pruebas automatizadas ni de dejar el proceso de testing ordenado y documentado. En el prototipo de EcoTrack me pasó justamente eso: fui armando las pantallas y recién cuando revisé todo junto me di cuenta de que había botones de validación que no hacían nada. Es lo que más quiero trabajar en el Capstone. La de gestionar proyectos informáticos también me falta, sé planificar pero me cuesta más la parte de controlar el avance.</w:t>
+            </w:r>
           </w:p>
           <w:p>
             <w:pPr>
@@ -1494,6 +1697,25 @@
                 <w:szCs w:val="24"/>
               </w:rPr>
             </w:pPr>
+            <w:r>
+              <w:rPr>
+                <w:rFonts w:eastAsiaTheme="majorEastAsia"/>
+                <w:color w:val="767171" w:themeColor="background2" w:themeShade="80"/>
+                <w:sz w:val="24"/>
+                <w:szCs w:val="24"/>
+              </w:rPr>
+              <w:t xml:space="preserve">Me gustaría estar trabajando como desarrollador fullstack, en una empresa de tecnología o en una consultora, en un equipo que trabaje con metodologías ágiles y donde pueda seguir aprendiendo de gente con más experiencia. Me interesa mucho la parte de DevOps, así que me gustaría manejar bien </w:t>
+            </w:r>
+            <w:r>
+              <w:rPr>
+                <w:rFonts w:eastAsiaTheme="majorEastAsia"/>
+                <w:color w:val="767171" w:themeColor="background2" w:themeShade="80"/>
+                <w:sz w:val="24"/>
+                <w:szCs w:val="24"/>
+              </w:rPr>
+              <w:lastRenderedPageBreak/>
+              <w:t>el ciclo completo, desde que se levanta el requerimiento hasta que queda desplegado y funcionando en producción.</w:t>
+            </w:r>
           </w:p>
           <w:p>
             <w:pPr>
@@ -1522,6 +1744,15 @@
                 <w:szCs w:val="24"/>
               </w:rPr>
             </w:pPr>
+            <w:r>
+              <w:rPr>
+                <w:rFonts w:eastAsiaTheme="majorEastAsia"/>
+                <w:color w:val="767171" w:themeColor="background2" w:themeShade="80"/>
+                <w:sz w:val="24"/>
+                <w:szCs w:val="24"/>
+              </w:rPr>
+              <w:t>En cinco años más me veo liderando la parte técnica de algún proyecto, no necesariamente como jefe, pero sí siendo el que toma las decisiones de arquitectura y apoya a los que van entrando. También me gustaría tener proyectos propios andando, aunque sean chicos, porque me entretiene mucho crear cosas desde cero.</w:t>
+            </w:r>
           </w:p>
           <w:p>
             <w:pPr>
@@ -1743,8 +1974,6 @@
                 <w:szCs w:val="20"/>
               </w:rPr>
             </w:pPr>
-            <w:bookmarkStart w:id="0" w:name="_GoBack"/>
-            <w:bookmarkEnd w:id="0"/>
             <w:r>
               <w:rPr>
                 <w:rFonts w:eastAsiaTheme="majorEastAsia"/>
@@ -1817,6 +2046,15 @@
                 <w:szCs w:val="24"/>
               </w:rPr>
             </w:pPr>
+            <w:r>
+              <w:rPr>
+                <w:rFonts w:eastAsiaTheme="majorEastAsia"/>
+                <w:color w:val="767171" w:themeColor="background2" w:themeShade="80"/>
+                <w:sz w:val="24"/>
+                <w:szCs w:val="24"/>
+              </w:rPr>
+              <w:t>Sí se relacionan, porque todos los que había pensado antes iban por el lado del desarrollo de software. El que más se relaciona es el que terminamos eligiendo con mi grupo, EcoTrack, que es un sistema de trazabilidad de reciclaje con incentivos verificables. Me acomoda harto porque es una aplicación móvil con backend, base de datos y tres roles distintos de usuario, entonces toca casi todo lo que me gusta hacer.</w:t>
+            </w:r>
           </w:p>
           <w:p>
             <w:pPr>
@@ -1845,6 +2083,15 @@
                 <w:szCs w:val="24"/>
               </w:rPr>
             </w:pPr>
+            <w:r>
+              <w:rPr>
+                <w:rFonts w:eastAsiaTheme="majorEastAsia"/>
+                <w:color w:val="767171" w:themeColor="background2" w:themeShade="80"/>
+                <w:sz w:val="24"/>
+                <w:szCs w:val="24"/>
+              </w:rPr>
+              <w:t>Igual requirió ajustes. La idea original era bastante más grande: queríamos registrar los certificados en blockchain para que fueran inmutables y también hacer un mapa de impacto territorial. Al momento de definir el alcance nos dimos cuenta de que no alcanzábamos en el semestre, así que los dejamos documentados como trabajo futuro y acotamos el prototipo a lo que sí podemos tener funcionando y probado en un piloto real de cuatro semanas. El otro ajuste fue el de las tecnologías: elegimos React Native con Expo y Firebase, que igual es un riesgo porque Firebase no lo habíamos usado antes, pero preferimos eso antes que armar un backend desde cero y quedarnos sin tiempo.</w:t>
+            </w:r>
           </w:p>
           <w:p>
             <w:pPr>
@@ -2052,6 +2299,15 @@
                 <w:color w:val="1F4E79" w:themeColor="accent1" w:themeShade="80"/>
               </w:rPr>
             </w:pPr>
+            <w:r>
+              <w:rPr>
+                <w:rFonts w:eastAsiaTheme="majorEastAsia"/>
+                <w:color w:val="767171" w:themeColor="background2" w:themeShade="80"/>
+                <w:sz w:val="24"/>
+                <w:szCs w:val="24"/>
+              </w:rPr>
+              <w:t>No aplica, el proyecto que elegimos sí se relaciona con mis proyecciones profesionales.</w:t>
+            </w:r>
           </w:p>
           <w:p>
             <w:pPr>
@@ -2213,7 +2469,7 @@
 </file>
 
 <file path=word/endnotes.xml><?xml version="1.0" encoding="utf-8"?>
-<w:endnotes xmlns:wpc="http://schemas.microsoft.com/office/word/2010/wordprocessingCanvas" xmlns:cx="http://schemas.microsoft.com/office/drawing/2014/chartex" xmlns:mc="http://schemas.openxmlformats.org/markup-compatibility/2006" xmlns:o="urn:schemas-microsoft-com:office:office" xmlns:r="http://schemas.openxmlformats.org/officeDocument/2006/relationships" xmlns:m="http://schemas.openxmlformats.org/officeDocument/2006/math" xmlns:v="urn:schemas-microsoft-com:vml" xmlns:wp14="http://schemas.microsoft.com/office/word/2010/wordprocessingDrawing" xmlns:wp="http://schemas.openxmlformats.org/drawingml/2006/wordprocessingDrawing" xmlns:w10="urn:schemas-microsoft-com:office:word" xmlns:w="http://schemas.openxmlformats.org/wordprocessingml/2006/main" xmlns:w14="http://schemas.microsoft.com/office/word/2010/wordml" xmlns:w15="http://schemas.microsoft.com/office/word/2012/wordml" xmlns:w16se="http://schemas.microsoft.com/office/word/2015/wordml/symex" xmlns:wpg="http://schemas.microsoft.com/office/word/2010/wordprocessingGroup" xmlns:wpi="http://schemas.microsoft.com/office/word/2010/wordprocessingInk" xmlns:wne="http://schemas.microsoft.com/office/word/2006/wordml" xmlns:wps="http://schemas.microsoft.com/office/word/2010/wordprocessingShape" mc:Ignorable="w14 w15 w16se wp14">
+<w:endnotes xmlns:wpc="http://schemas.microsoft.com/office/word/2010/wordprocessingCanvas" xmlns:cx="http://schemas.microsoft.com/office/drawing/2014/chartex" xmlns:cx1="http://schemas.microsoft.com/office/drawing/2015/9/8/chartex" xmlns:cx2="http://schemas.microsoft.com/office/drawing/2015/10/21/chartex" xmlns:cx3="http://schemas.microsoft.com/office/drawing/2016/5/9/chartex" xmlns:cx4="http://schemas.microsoft.com/office/drawing/2016/5/10/chartex" xmlns:cx5="http://schemas.microsoft.com/office/drawing/2016/5/11/chartex" xmlns:cx6="http://schemas.microsoft.com/office/drawing/2016/5/12/chartex" xmlns:cx7="http://schemas.microsoft.com/office/drawing/2016/5/13/chartex" xmlns:cx8="http://schemas.microsoft.com/office/drawing/2016/5/14/chartex" xmlns:mc="http://schemas.openxmlformats.org/markup-compatibility/2006" xmlns:aink="http://schemas.microsoft.com/office/drawing/2016/ink" xmlns:am3d="http://schemas.microsoft.com/office/drawing/2017/model3d" xmlns:o="urn:schemas-microsoft-com:office:office" xmlns:oel="http://schemas.microsoft.com/office/2019/extlst" xmlns:r="http://schemas.openxmlformats.org/officeDocument/2006/relationships" xmlns:m="http://schemas.openxmlformats.org/officeDocument/2006/math" xmlns:v="urn:schemas-microsoft-com:vml" xmlns:wp14="http://schemas.microsoft.com/office/word/2010/wordprocessingDrawing" xmlns:wp="http://schemas.openxmlformats.org/drawingml/2006/wordprocessingDrawing" xmlns:w10="urn:schemas-microsoft-com:office:word" xmlns:w="http://schemas.openxmlformats.org/wordprocessingml/2006/main" xmlns:w14="http://schemas.microsoft.com/office/word/2010/wordml" xmlns:w15="http://schemas.microsoft.com/office/word/2012/wordml" xmlns:w16cex="http://schemas.microsoft.com/office/word/2018/wordml/cex" xmlns:w16cid="http://schemas.microsoft.com/office/word/2016/wordml/cid" xmlns:w16="http://schemas.microsoft.com/office/word/2018/wordml" xmlns:w16du="http://schemas.microsoft.com/office/word/2023/wordml/word16du" xmlns:w16sdtdh="http://schemas.microsoft.com/office/word/2020/wordml/sdtdatahash" xmlns:w16sdtfl="http://schemas.microsoft.com/office/word/2024/wordml/sdtformatlock" xmlns:w16se="http://schemas.microsoft.com/office/word/2015/wordml/symex" xmlns:wpg="http://schemas.microsoft.com/office/word/2010/wordprocessingGroup" xmlns:wpi="http://schemas.microsoft.com/office/word/2010/wordprocessingInk" xmlns:wne="http://schemas.microsoft.com/office/word/2006/wordml" xmlns:wps="http://schemas.microsoft.com/office/word/2010/wordprocessingShape" mc:Ignorable="w14 w15 w16se w16cid w16 w16cex w16sdtdh w16sdtfl w16du wp14">
   <w:endnote w:type="separator" w:id="-1">
     <w:p>
       <w:pPr>
@@ -2238,7 +2494,7 @@
 </file>
 
 <file path=word/footer1.xml><?xml version="1.0" encoding="utf-8"?>
-<w:ftr xmlns:wpc="http://schemas.microsoft.com/office/word/2010/wordprocessingCanvas" xmlns:cx="http://schemas.microsoft.com/office/drawing/2014/chartex" xmlns:mc="http://schemas.openxmlformats.org/markup-compatibility/2006" xmlns:o="urn:schemas-microsoft-com:office:office" xmlns:r="http://schemas.openxmlformats.org/officeDocument/2006/relationships" xmlns:m="http://schemas.openxmlformats.org/officeDocument/2006/math" xmlns:v="urn:schemas-microsoft-com:vml" xmlns:wp14="http://schemas.microsoft.com/office/word/2010/wordprocessingDrawing" xmlns:wp="http://schemas.openxmlformats.org/drawingml/2006/wordprocessingDrawing" xmlns:w10="urn:schemas-microsoft-com:office:word" xmlns:w="http://schemas.openxmlformats.org/wordprocessingml/2006/main" xmlns:w14="http://schemas.microsoft.com/office/word/2010/wordml" xmlns:w15="http://schemas.microsoft.com/office/word/2012/wordml" xmlns:w16se="http://schemas.microsoft.com/office/word/2015/wordml/symex" xmlns:wpg="http://schemas.microsoft.com/office/word/2010/wordprocessingGroup" xmlns:wpi="http://schemas.microsoft.com/office/word/2010/wordprocessingInk" xmlns:wne="http://schemas.microsoft.com/office/word/2006/wordml" xmlns:wps="http://schemas.microsoft.com/office/word/2010/wordprocessingShape" mc:Ignorable="w14 w15 w16se wp14">
+<w:ftr xmlns:wpc="http://schemas.microsoft.com/office/word/2010/wordprocessingCanvas" xmlns:cx="http://schemas.microsoft.com/office/drawing/2014/chartex" xmlns:cx1="http://schemas.microsoft.com/office/drawing/2015/9/8/chartex" xmlns:cx2="http://schemas.microsoft.com/office/drawing/2015/10/21/chartex" xmlns:cx3="http://schemas.microsoft.com/office/drawing/2016/5/9/chartex" xmlns:cx4="http://schemas.microsoft.com/office/drawing/2016/5/10/chartex" xmlns:cx5="http://schemas.microsoft.com/office/drawing/2016/5/11/chartex" xmlns:cx6="http://schemas.microsoft.com/office/drawing/2016/5/12/chartex" xmlns:cx7="http://schemas.microsoft.com/office/drawing/2016/5/13/chartex" xmlns:cx8="http://schemas.microsoft.com/office/drawing/2016/5/14/chartex" xmlns:mc="http://schemas.openxmlformats.org/markup-compatibility/2006" xmlns:aink="http://schemas.microsoft.com/office/drawing/2016/ink" xmlns:am3d="http://schemas.microsoft.com/office/drawing/2017/model3d" xmlns:o="urn:schemas-microsoft-com:office:office" xmlns:oel="http://schemas.microsoft.com/office/2019/extlst" xmlns:r="http://schemas.openxmlformats.org/officeDocument/2006/relationships" xmlns:m="http://schemas.openxmlformats.org/officeDocument/2006/math" xmlns:v="urn:schemas-microsoft-com:vml" xmlns:wp14="http://schemas.microsoft.com/office/word/2010/wordprocessingDrawing" xmlns:wp="http://schemas.openxmlformats.org/drawingml/2006/wordprocessingDrawing" xmlns:w10="urn:schemas-microsoft-com:office:word" xmlns:w="http://schemas.openxmlformats.org/wordprocessingml/2006/main" xmlns:w14="http://schemas.microsoft.com/office/word/2010/wordml" xmlns:w15="http://schemas.microsoft.com/office/word/2012/wordml" xmlns:w16cex="http://schemas.microsoft.com/office/word/2018/wordml/cex" xmlns:w16cid="http://schemas.microsoft.com/office/word/2016/wordml/cid" xmlns:w16="http://schemas.microsoft.com/office/word/2018/wordml" xmlns:w16du="http://schemas.microsoft.com/office/word/2023/wordml/word16du" xmlns:w16sdtdh="http://schemas.microsoft.com/office/word/2020/wordml/sdtdatahash" xmlns:w16sdtfl="http://schemas.microsoft.com/office/word/2024/wordml/sdtformatlock" xmlns:w16se="http://schemas.microsoft.com/office/word/2015/wordml/symex" xmlns:wpg="http://schemas.microsoft.com/office/word/2010/wordprocessingGroup" xmlns:wpi="http://schemas.microsoft.com/office/word/2010/wordprocessingInk" xmlns:wne="http://schemas.microsoft.com/office/word/2006/wordml" xmlns:wps="http://schemas.microsoft.com/office/word/2010/wordprocessingShape" mc:Ignorable="w14 w15 w16se w16cid w16 w16cex w16sdtdh w16sdtfl w16du wp14">
   <w:sdt>
     <w:sdtPr>
       <w:id w:val="-937982979"/>
@@ -2247,7 +2503,6 @@
         <w:docPartUnique/>
       </w:docPartObj>
     </w:sdtPr>
-    <w:sdtEndPr/>
     <w:sdtContent>
       <w:p>
         <w:pPr>
@@ -2526,7 +2781,7 @@
 </file>
 
 <file path=word/footnotes.xml><?xml version="1.0" encoding="utf-8"?>
-<w:footnotes xmlns:wpc="http://schemas.microsoft.com/office/word/2010/wordprocessingCanvas" xmlns:cx="http://schemas.microsoft.com/office/drawing/2014/chartex" xmlns:mc="http://schemas.openxmlformats.org/markup-compatibility/2006" xmlns:o="urn:schemas-microsoft-com:office:office" xmlns:r="http://schemas.openxmlformats.org/officeDocument/2006/relationships" xmlns:m="http://schemas.openxmlformats.org/officeDocument/2006/math" xmlns:v="urn:schemas-microsoft-com:vml" xmlns:wp14="http://schemas.microsoft.com/office/word/2010/wordprocessingDrawing" xmlns:wp="http://schemas.openxmlformats.org/drawingml/2006/wordprocessingDrawing" xmlns:w10="urn:schemas-microsoft-com:office:word" xmlns:w="http://schemas.openxmlformats.org/wordprocessingml/2006/main" xmlns:w14="http://schemas.microsoft.com/office/word/2010/wordml" xmlns:w15="http://schemas.microsoft.com/office/word/2012/wordml" xmlns:w16se="http://schemas.microsoft.com/office/word/2015/wordml/symex" xmlns:wpg="http://schemas.microsoft.com/office/word/2010/wordprocessingGroup" xmlns:wpi="http://schemas.microsoft.com/office/word/2010/wordprocessingInk" xmlns:wne="http://schemas.microsoft.com/office/word/2006/wordml" xmlns:wps="http://schemas.microsoft.com/office/word/2010/wordprocessingShape" mc:Ignorable="w14 w15 w16se wp14">
+<w:footnotes xmlns:wpc="http://schemas.microsoft.com/office/word/2010/wordprocessingCanvas" xmlns:cx="http://schemas.microsoft.com/office/drawing/2014/chartex" xmlns:cx1="http://schemas.microsoft.com/office/drawing/2015/9/8/chartex" xmlns:cx2="http://schemas.microsoft.com/office/drawing/2015/10/21/chartex" xmlns:cx3="http://schemas.microsoft.com/office/drawing/2016/5/9/chartex" xmlns:cx4="http://schemas.microsoft.com/office/drawing/2016/5/10/chartex" xmlns:cx5="http://schemas.microsoft.com/office/drawing/2016/5/11/chartex" xmlns:cx6="http://schemas.microsoft.com/office/drawing/2016/5/12/chartex" xmlns:cx7="http://schemas.microsoft.com/office/drawing/2016/5/13/chartex" xmlns:cx8="http://schemas.microsoft.com/office/drawing/2016/5/14/chartex" xmlns:mc="http://schemas.openxmlformats.org/markup-compatibility/2006" xmlns:aink="http://schemas.microsoft.com/office/drawing/2016/ink" xmlns:am3d="http://schemas.microsoft.com/office/drawing/2017/model3d" xmlns:o="urn:schemas-microsoft-com:office:office" xmlns:oel="http://schemas.microsoft.com/office/2019/extlst" xmlns:r="http://schemas.openxmlformats.org/officeDocument/2006/relationships" xmlns:m="http://schemas.openxmlformats.org/officeDocument/2006/math" xmlns:v="urn:schemas-microsoft-com:vml" xmlns:wp14="http://schemas.microsoft.com/office/word/2010/wordprocessingDrawing" xmlns:wp="http://schemas.openxmlformats.org/drawingml/2006/wordprocessingDrawing" xmlns:w10="urn:schemas-microsoft-com:office:word" xmlns:w="http://schemas.openxmlformats.org/wordprocessingml/2006/main" xmlns:w14="http://schemas.microsoft.com/office/word/2010/wordml" xmlns:w15="http://schemas.microsoft.com/office/word/2012/wordml" xmlns:w16cex="http://schemas.microsoft.com/office/word/2018/wordml/cex" xmlns:w16cid="http://schemas.microsoft.com/office/word/2016/wordml/cid" xmlns:w16="http://schemas.microsoft.com/office/word/2018/wordml" xmlns:w16du="http://schemas.microsoft.com/office/word/2023/wordml/word16du" xmlns:w16sdtdh="http://schemas.microsoft.com/office/word/2020/wordml/sdtdatahash" xmlns:w16sdtfl="http://schemas.microsoft.com/office/word/2024/wordml/sdtformatlock" xmlns:w16se="http://schemas.microsoft.com/office/word/2015/wordml/symex" xmlns:wpg="http://schemas.microsoft.com/office/word/2010/wordprocessingGroup" xmlns:wpi="http://schemas.microsoft.com/office/word/2010/wordprocessingInk" xmlns:wne="http://schemas.microsoft.com/office/word/2006/wordml" xmlns:wps="http://schemas.microsoft.com/office/word/2010/wordprocessingShape" mc:Ignorable="w14 w15 w16se w16cid w16 w16cex w16sdtdh w16sdtfl w16du wp14">
   <w:footnote w:type="separator" w:id="-1">
     <w:p>
       <w:pPr>
@@ -2551,7 +2806,7 @@
 </file>
 
 <file path=word/header1.xml><?xml version="1.0" encoding="utf-8"?>
-<w:hdr xmlns:wpc="http://schemas.microsoft.com/office/word/2010/wordprocessingCanvas" xmlns:cx="http://schemas.microsoft.com/office/drawing/2014/chartex" xmlns:mc="http://schemas.openxmlformats.org/markup-compatibility/2006" xmlns:o="urn:schemas-microsoft-com:office:office" xmlns:r="http://schemas.openxmlformats.org/officeDocument/2006/relationships" xmlns:m="http://schemas.openxmlformats.org/officeDocument/2006/math" xmlns:v="urn:schemas-microsoft-com:vml" xmlns:wp14="http://schemas.microsoft.com/office/word/2010/wordprocessingDrawing" xmlns:wp="http://schemas.openxmlformats.org/drawingml/2006/wordprocessingDrawing" xmlns:w10="urn:schemas-microsoft-com:office:word" xmlns:w="http://schemas.openxmlformats.org/wordprocessingml/2006/main" xmlns:w14="http://schemas.microsoft.com/office/word/2010/wordml" xmlns:w15="http://schemas.microsoft.com/office/word/2012/wordml" xmlns:w16se="http://schemas.microsoft.com/office/word/2015/wordml/symex" xmlns:wpg="http://schemas.microsoft.com/office/word/2010/wordprocessingGroup" xmlns:wpi="http://schemas.microsoft.com/office/word/2010/wordprocessingInk" xmlns:wne="http://schemas.microsoft.com/office/word/2006/wordml" xmlns:wps="http://schemas.microsoft.com/office/word/2010/wordprocessingShape" mc:Ignorable="w14 w15 w16se wp14">
+<w:hdr xmlns:wpc="http://schemas.microsoft.com/office/word/2010/wordprocessingCanvas" xmlns:cx="http://schemas.microsoft.com/office/drawing/2014/chartex" xmlns:cx1="http://schemas.microsoft.com/office/drawing/2015/9/8/chartex" xmlns:cx2="http://schemas.microsoft.com/office/drawing/2015/10/21/chartex" xmlns:cx3="http://schemas.microsoft.com/office/drawing/2016/5/9/chartex" xmlns:cx4="http://schemas.microsoft.com/office/drawing/2016/5/10/chartex" xmlns:cx5="http://schemas.microsoft.com/office/drawing/2016/5/11/chartex" xmlns:cx6="http://schemas.microsoft.com/office/drawing/2016/5/12/chartex" xmlns:cx7="http://schemas.microsoft.com/office/drawing/2016/5/13/chartex" xmlns:cx8="http://schemas.microsoft.com/office/drawing/2016/5/14/chartex" xmlns:mc="http://schemas.openxmlformats.org/markup-compatibility/2006" xmlns:aink="http://schemas.microsoft.com/office/drawing/2016/ink" xmlns:am3d="http://schemas.microsoft.com/office/drawing/2017/model3d" xmlns:o="urn:schemas-microsoft-com:office:office" xmlns:oel="http://schemas.microsoft.com/office/2019/extlst" xmlns:r="http://schemas.openxmlformats.org/officeDocument/2006/relationships" xmlns:m="http://schemas.openxmlformats.org/officeDocument/2006/math" xmlns:v="urn:schemas-microsoft-com:vml" xmlns:wp14="http://schemas.microsoft.com/office/word/2010/wordprocessingDrawing" xmlns:wp="http://schemas.openxmlformats.org/drawingml/2006/wordprocessingDrawing" xmlns:w10="urn:schemas-microsoft-com:office:word" xmlns:w="http://schemas.openxmlformats.org/wordprocessingml/2006/main" xmlns:w14="http://schemas.microsoft.com/office/word/2010/wordml" xmlns:w15="http://schemas.microsoft.com/office/word/2012/wordml" xmlns:w16cex="http://schemas.microsoft.com/office/word/2018/wordml/cex" xmlns:w16cid="http://schemas.microsoft.com/office/word/2016/wordml/cid" xmlns:w16="http://schemas.microsoft.com/office/word/2018/wordml" xmlns:w16du="http://schemas.microsoft.com/office/word/2023/wordml/word16du" xmlns:w16sdtdh="http://schemas.microsoft.com/office/word/2020/wordml/sdtdatahash" xmlns:w16sdtfl="http://schemas.microsoft.com/office/word/2024/wordml/sdtformatlock" xmlns:w16se="http://schemas.microsoft.com/office/word/2015/wordml/symex" xmlns:wpg="http://schemas.microsoft.com/office/word/2010/wordprocessingGroup" xmlns:wpi="http://schemas.microsoft.com/office/word/2010/wordprocessingInk" xmlns:wne="http://schemas.microsoft.com/office/word/2006/wordml" xmlns:wps="http://schemas.microsoft.com/office/word/2010/wordprocessingShape" mc:Ignorable="w14 w15 w16se w16cid w16 w16cex w16sdtdh w16sdtfl w16du wp14">
   <w:tbl>
     <w:tblPr>
       <w:tblStyle w:val="Tablaconcuadrcula"/>
@@ -2721,7 +2976,7 @@
 </file>
 
 <file path=word/header2.xml><?xml version="1.0" encoding="utf-8"?>
-<w:hdr xmlns:wpc="http://schemas.microsoft.com/office/word/2010/wordprocessingCanvas" xmlns:cx="http://schemas.microsoft.com/office/drawing/2014/chartex" xmlns:mc="http://schemas.openxmlformats.org/markup-compatibility/2006" xmlns:o="urn:schemas-microsoft-com:office:office" xmlns:r="http://schemas.openxmlformats.org/officeDocument/2006/relationships" xmlns:m="http://schemas.openxmlformats.org/officeDocument/2006/math" xmlns:v="urn:schemas-microsoft-com:vml" xmlns:wp14="http://schemas.microsoft.com/office/word/2010/wordprocessingDrawing" xmlns:wp="http://schemas.openxmlformats.org/drawingml/2006/wordprocessingDrawing" xmlns:w10="urn:schemas-microsoft-com:office:word" xmlns:w="http://schemas.openxmlformats.org/wordprocessingml/2006/main" xmlns:w14="http://schemas.microsoft.com/office/word/2010/wordml" xmlns:w15="http://schemas.microsoft.com/office/word/2012/wordml" xmlns:w16se="http://schemas.microsoft.com/office/word/2015/wordml/symex" xmlns:wpg="http://schemas.microsoft.com/office/word/2010/wordprocessingGroup" xmlns:wpi="http://schemas.microsoft.com/office/word/2010/wordprocessingInk" xmlns:wne="http://schemas.microsoft.com/office/word/2006/wordml" xmlns:wps="http://schemas.microsoft.com/office/word/2010/wordprocessingShape" mc:Ignorable="w14 w15 w16se wp14">
+<w:hdr xmlns:wpc="http://schemas.microsoft.com/office/word/2010/wordprocessingCanvas" xmlns:cx="http://schemas.microsoft.com/office/drawing/2014/chartex" xmlns:cx1="http://schemas.microsoft.com/office/drawing/2015/9/8/chartex" xmlns:cx2="http://schemas.microsoft.com/office/drawing/2015/10/21/chartex" xmlns:cx3="http://schemas.microsoft.com/office/drawing/2016/5/9/chartex" xmlns:cx4="http://schemas.microsoft.com/office/drawing/2016/5/10/chartex" xmlns:cx5="http://schemas.microsoft.com/office/drawing/2016/5/11/chartex" xmlns:cx6="http://schemas.microsoft.com/office/drawing/2016/5/12/chartex" xmlns:cx7="http://schemas.microsoft.com/office/drawing/2016/5/13/chartex" xmlns:cx8="http://schemas.microsoft.com/office/drawing/2016/5/14/chartex" xmlns:mc="http://schemas.openxmlformats.org/markup-compatibility/2006" xmlns:aink="http://schemas.microsoft.com/office/drawing/2016/ink" xmlns:am3d="http://schemas.microsoft.com/office/drawing/2017/model3d" xmlns:o="urn:schemas-microsoft-com:office:office" xmlns:oel="http://schemas.microsoft.com/office/2019/extlst" xmlns:r="http://schemas.openxmlformats.org/officeDocument/2006/relationships" xmlns:m="http://schemas.openxmlformats.org/officeDocument/2006/math" xmlns:v="urn:schemas-microsoft-com:vml" xmlns:wp14="http://schemas.microsoft.com/office/word/2010/wordprocessingDrawing" xmlns:wp="http://schemas.openxmlformats.org/drawingml/2006/wordprocessingDrawing" xmlns:w10="urn:schemas-microsoft-com:office:word" xmlns:w="http://schemas.openxmlformats.org/wordprocessingml/2006/main" xmlns:w14="http://schemas.microsoft.com/office/word/2010/wordml" xmlns:w15="http://schemas.microsoft.com/office/word/2012/wordml" xmlns:w16cex="http://schemas.microsoft.com/office/word/2018/wordml/cex" xmlns:w16cid="http://schemas.microsoft.com/office/word/2016/wordml/cid" xmlns:w16="http://schemas.microsoft.com/office/word/2018/wordml" xmlns:w16du="http://schemas.microsoft.com/office/word/2023/wordml/word16du" xmlns:w16sdtdh="http://schemas.microsoft.com/office/word/2020/wordml/sdtdatahash" xmlns:w16sdtfl="http://schemas.microsoft.com/office/word/2024/wordml/sdtformatlock" xmlns:w16se="http://schemas.microsoft.com/office/word/2015/wordml/symex" xmlns:wpg="http://schemas.microsoft.com/office/word/2010/wordprocessingGroup" xmlns:wpi="http://schemas.microsoft.com/office/word/2010/wordprocessingInk" xmlns:wne="http://schemas.microsoft.com/office/word/2006/wordml" xmlns:wps="http://schemas.microsoft.com/office/word/2010/wordprocessingShape" mc:Ignorable="w14 w15 w16se w16cid w16 w16cex w16sdtdh w16sdtfl w16du wp14">
   <w:tbl>
     <w:tblPr>
       <w:tblStyle w:val="Tablaconcuadrcula"/>
@@ -2994,7 +3249,7 @@
 </file>
 
 <file path=word/numbering.xml><?xml version="1.0" encoding="utf-8"?>
-<w:numbering xmlns:wpc="http://schemas.microsoft.com/office/word/2010/wordprocessingCanvas" xmlns:cx="http://schemas.microsoft.com/office/drawing/2014/chartex" xmlns:mc="http://schemas.openxmlformats.org/markup-compatibility/2006" xmlns:o="urn:schemas-microsoft-com:office:office" xmlns:r="http://schemas.openxmlformats.org/officeDocument/2006/relationships" xmlns:m="http://schemas.openxmlformats.org/officeDocument/2006/math" xmlns:v="urn:schemas-microsoft-com:vml" xmlns:wp14="http://schemas.microsoft.com/office/word/2010/wordprocessingDrawing" xmlns:wp="http://schemas.openxmlformats.org/drawingml/2006/wordprocessingDrawing" xmlns:w10="urn:schemas-microsoft-com:office:word" xmlns:w="http://schemas.openxmlformats.org/wordprocessingml/2006/main" xmlns:w14="http://schemas.microsoft.com/office/word/2010/wordml" xmlns:w15="http://schemas.microsoft.com/office/word/2012/wordml" xmlns:w16se="http://schemas.microsoft.com/office/word/2015/wordml/symex" xmlns:wpg="http://schemas.microsoft.com/office/word/2010/wordprocessingGroup" xmlns:wpi="http://schemas.microsoft.com/office/word/2010/wordprocessingInk" xmlns:wne="http://schemas.microsoft.com/office/word/2006/wordml" xmlns:wps="http://schemas.microsoft.com/office/word/2010/wordprocessingShape" mc:Ignorable="w14 w15 w16se wp14">
+<w:numbering xmlns:wpc="http://schemas.microsoft.com/office/word/2010/wordprocessingCanvas" xmlns:cx="http://schemas.microsoft.com/office/drawing/2014/chartex" xmlns:cx1="http://schemas.microsoft.com/office/drawing/2015/9/8/chartex" xmlns:cx2="http://schemas.microsoft.com/office/drawing/2015/10/21/chartex" xmlns:cx3="http://schemas.microsoft.com/office/drawing/2016/5/9/chartex" xmlns:cx4="http://schemas.microsoft.com/office/drawing/2016/5/10/chartex" xmlns:cx5="http://schemas.microsoft.com/office/drawing/2016/5/11/chartex" xmlns:cx6="http://schemas.microsoft.com/office/drawing/2016/5/12/chartex" xmlns:cx7="http://schemas.microsoft.com/office/drawing/2016/5/13/chartex" xmlns:cx8="http://schemas.microsoft.com/office/drawing/2016/5/14/chartex" xmlns:mc="http://schemas.openxmlformats.org/markup-compatibility/2006" xmlns:aink="http://schemas.microsoft.com/office/drawing/2016/ink" xmlns:am3d="http://schemas.microsoft.com/office/drawing/2017/model3d" xmlns:o="urn:schemas-microsoft-com:office:office" xmlns:oel="http://schemas.microsoft.com/office/2019/extlst" xmlns:r="http://schemas.openxmlformats.org/officeDocument/2006/relationships" xmlns:m="http://schemas.openxmlformats.org/officeDocument/2006/math" xmlns:v="urn:schemas-microsoft-com:vml" xmlns:wp14="http://schemas.microsoft.com/office/word/2010/wordprocessingDrawing" xmlns:wp="http://schemas.openxmlformats.org/drawingml/2006/wordprocessingDrawing" xmlns:w10="urn:schemas-microsoft-com:office:word" xmlns:w="http://schemas.openxmlformats.org/wordprocessingml/2006/main" xmlns:w14="http://schemas.microsoft.com/office/word/2010/wordml" xmlns:w15="http://schemas.microsoft.com/office/word/2012/wordml" xmlns:w16cex="http://schemas.microsoft.com/office/word/2018/wordml/cex" xmlns:w16cid="http://schemas.microsoft.com/office/word/2016/wordml/cid" xmlns:w16="http://schemas.microsoft.com/office/word/2018/wordml" xmlns:w16du="http://schemas.microsoft.com/office/word/2023/wordml/word16du" xmlns:w16sdtdh="http://schemas.microsoft.com/office/word/2020/wordml/sdtdatahash" xmlns:w16sdtfl="http://schemas.microsoft.com/office/word/2024/wordml/sdtformatlock" xmlns:w16se="http://schemas.microsoft.com/office/word/2015/wordml/symex" xmlns:wpg="http://schemas.microsoft.com/office/word/2010/wordprocessingGroup" xmlns:wpi="http://schemas.microsoft.com/office/word/2010/wordprocessingInk" xmlns:wne="http://schemas.microsoft.com/office/word/2006/wordml" xmlns:wps="http://schemas.microsoft.com/office/word/2010/wordprocessingShape" mc:Ignorable="w14 w15 w16se w16cid w16 w16cex w16sdtdh w16sdtfl w16du wp14">
   <w:abstractNum w:abstractNumId="0" w15:restartNumberingAfterBreak="0">
     <w:nsid w:val="049156A1"/>
     <w:multiLevelType w:val="hybridMultilevel"/>
@@ -7568,124 +7823,124 @@
       </w:rPr>
     </w:lvl>
   </w:abstractNum>
-  <w:num w:numId="1">
+  <w:num w:numId="1" w16cid:durableId="1754470225">
     <w:abstractNumId w:val="3"/>
   </w:num>
-  <w:num w:numId="2">
+  <w:num w:numId="2" w16cid:durableId="927736106">
     <w:abstractNumId w:val="8"/>
   </w:num>
-  <w:num w:numId="3">
+  <w:num w:numId="3" w16cid:durableId="98112570">
     <w:abstractNumId w:val="12"/>
   </w:num>
-  <w:num w:numId="4">
+  <w:num w:numId="4" w16cid:durableId="149710750">
     <w:abstractNumId w:val="28"/>
   </w:num>
-  <w:num w:numId="5">
+  <w:num w:numId="5" w16cid:durableId="737823641">
     <w:abstractNumId w:val="30"/>
   </w:num>
-  <w:num w:numId="6">
+  <w:num w:numId="6" w16cid:durableId="955596907">
     <w:abstractNumId w:val="4"/>
   </w:num>
-  <w:num w:numId="7">
+  <w:num w:numId="7" w16cid:durableId="1540388995">
     <w:abstractNumId w:val="11"/>
   </w:num>
-  <w:num w:numId="8">
+  <w:num w:numId="8" w16cid:durableId="498931676">
     <w:abstractNumId w:val="19"/>
   </w:num>
-  <w:num w:numId="9">
+  <w:num w:numId="9" w16cid:durableId="1669090538">
     <w:abstractNumId w:val="15"/>
   </w:num>
-  <w:num w:numId="10">
+  <w:num w:numId="10" w16cid:durableId="117649616">
     <w:abstractNumId w:val="9"/>
   </w:num>
-  <w:num w:numId="11">
+  <w:num w:numId="11" w16cid:durableId="981809797">
     <w:abstractNumId w:val="24"/>
   </w:num>
-  <w:num w:numId="12">
+  <w:num w:numId="12" w16cid:durableId="804128554">
     <w:abstractNumId w:val="35"/>
   </w:num>
-  <w:num w:numId="13">
+  <w:num w:numId="13" w16cid:durableId="28914898">
     <w:abstractNumId w:val="29"/>
   </w:num>
-  <w:num w:numId="14">
+  <w:num w:numId="14" w16cid:durableId="918251689">
     <w:abstractNumId w:val="1"/>
   </w:num>
-  <w:num w:numId="15">
+  <w:num w:numId="15" w16cid:durableId="1239292489">
     <w:abstractNumId w:val="36"/>
   </w:num>
-  <w:num w:numId="16">
+  <w:num w:numId="16" w16cid:durableId="1028486756">
     <w:abstractNumId w:val="21"/>
   </w:num>
-  <w:num w:numId="17">
+  <w:num w:numId="17" w16cid:durableId="1778670513">
     <w:abstractNumId w:val="17"/>
   </w:num>
-  <w:num w:numId="18">
+  <w:num w:numId="18" w16cid:durableId="968969735">
     <w:abstractNumId w:val="31"/>
   </w:num>
-  <w:num w:numId="19">
+  <w:num w:numId="19" w16cid:durableId="180629080">
     <w:abstractNumId w:val="10"/>
   </w:num>
-  <w:num w:numId="20">
+  <w:num w:numId="20" w16cid:durableId="379138479">
     <w:abstractNumId w:val="39"/>
   </w:num>
-  <w:num w:numId="21">
+  <w:num w:numId="21" w16cid:durableId="97720678">
     <w:abstractNumId w:val="34"/>
   </w:num>
-  <w:num w:numId="22">
+  <w:num w:numId="22" w16cid:durableId="2038308663">
     <w:abstractNumId w:val="13"/>
   </w:num>
-  <w:num w:numId="23">
+  <w:num w:numId="23" w16cid:durableId="839077539">
     <w:abstractNumId w:val="14"/>
   </w:num>
-  <w:num w:numId="24">
+  <w:num w:numId="24" w16cid:durableId="1588609498">
     <w:abstractNumId w:val="5"/>
   </w:num>
-  <w:num w:numId="25">
+  <w:num w:numId="25" w16cid:durableId="160778173">
     <w:abstractNumId w:val="16"/>
   </w:num>
-  <w:num w:numId="26">
+  <w:num w:numId="26" w16cid:durableId="1381788121">
     <w:abstractNumId w:val="20"/>
   </w:num>
-  <w:num w:numId="27">
+  <w:num w:numId="27" w16cid:durableId="1758093927">
     <w:abstractNumId w:val="23"/>
   </w:num>
-  <w:num w:numId="28">
+  <w:num w:numId="28" w16cid:durableId="1145077532">
     <w:abstractNumId w:val="0"/>
   </w:num>
-  <w:num w:numId="29">
+  <w:num w:numId="29" w16cid:durableId="347492276">
     <w:abstractNumId w:val="18"/>
   </w:num>
-  <w:num w:numId="30">
+  <w:num w:numId="30" w16cid:durableId="1046830598">
     <w:abstractNumId w:val="22"/>
   </w:num>
-  <w:num w:numId="31">
+  <w:num w:numId="31" w16cid:durableId="84496850">
     <w:abstractNumId w:val="2"/>
   </w:num>
-  <w:num w:numId="32">
+  <w:num w:numId="32" w16cid:durableId="567113981">
     <w:abstractNumId w:val="7"/>
   </w:num>
-  <w:num w:numId="33">
+  <w:num w:numId="33" w16cid:durableId="1496844984">
     <w:abstractNumId w:val="32"/>
   </w:num>
-  <w:num w:numId="34">
+  <w:num w:numId="34" w16cid:durableId="1786078388">
     <w:abstractNumId w:val="38"/>
   </w:num>
-  <w:num w:numId="35">
+  <w:num w:numId="35" w16cid:durableId="1536233757">
     <w:abstractNumId w:val="6"/>
   </w:num>
-  <w:num w:numId="36">
+  <w:num w:numId="36" w16cid:durableId="1844856095">
     <w:abstractNumId w:val="25"/>
   </w:num>
-  <w:num w:numId="37">
+  <w:num w:numId="37" w16cid:durableId="871497873">
     <w:abstractNumId w:val="37"/>
   </w:num>
-  <w:num w:numId="38">
+  <w:num w:numId="38" w16cid:durableId="1078938467">
     <w:abstractNumId w:val="27"/>
   </w:num>
-  <w:num w:numId="39">
+  <w:num w:numId="39" w16cid:durableId="1311052966">
     <w:abstractNumId w:val="26"/>
   </w:num>
-  <w:num w:numId="40">
+  <w:num w:numId="40" w16cid:durableId="1334600183">
     <w:abstractNumId w:val="33"/>
   </w:num>
   <w:numIdMacAtCleanup w:val="18"/>
@@ -7693,7 +7948,7 @@
 </file>
 
 <file path=word/styles.xml><?xml version="1.0" encoding="utf-8"?>
-<w:styles xmlns:mc="http://schemas.openxmlformats.org/markup-compatibility/2006" xmlns:r="http://schemas.openxmlformats.org/officeDocument/2006/relationships" xmlns:w="http://schemas.openxmlformats.org/wordprocessingml/2006/main" xmlns:w14="http://schemas.microsoft.com/office/word/2010/wordml" xmlns:w15="http://schemas.microsoft.com/office/word/2012/wordml" xmlns:w16se="http://schemas.microsoft.com/office/word/2015/wordml/symex" mc:Ignorable="w14 w15 w16se">
+<w:styles xmlns:mc="http://schemas.openxmlformats.org/markup-compatibility/2006" xmlns:r="http://schemas.openxmlformats.org/officeDocument/2006/relationships" xmlns:w="http://schemas.openxmlformats.org/wordprocessingml/2006/main" xmlns:w14="http://schemas.microsoft.com/office/word/2010/wordml" xmlns:w15="http://schemas.microsoft.com/office/word/2012/wordml" xmlns:w16cex="http://schemas.microsoft.com/office/word/2018/wordml/cex" xmlns:w16cid="http://schemas.microsoft.com/office/word/2016/wordml/cid" xmlns:w16="http://schemas.microsoft.com/office/word/2018/wordml" xmlns:w16du="http://schemas.microsoft.com/office/word/2023/wordml/word16du" xmlns:w16sdtdh="http://schemas.microsoft.com/office/word/2020/wordml/sdtdatahash" xmlns:w16sdtfl="http://schemas.microsoft.com/office/word/2024/wordml/sdtformatlock" xmlns:w16se="http://schemas.microsoft.com/office/word/2015/wordml/symex" mc:Ignorable="w14 w15 w16se w16cid w16 w16cex w16sdtdh w16sdtfl w16du">
   <w:docDefaults>
     <w:rPrDefault>
       <w:rPr>
@@ -7709,7 +7964,7 @@
       </w:pPr>
     </w:pPrDefault>
   </w:docDefaults>
-  <w:latentStyles w:defLockedState="0" w:defUIPriority="99" w:defSemiHidden="0" w:defUnhideWhenUsed="0" w:defQFormat="0" w:count="371">
+  <w:latentStyles w:defLockedState="0" w:defUIPriority="99" w:defSemiHidden="0" w:defUnhideWhenUsed="0" w:defQFormat="0" w:count="376">
     <w:lsdException w:name="Normal" w:uiPriority="0" w:qFormat="1"/>
     <w:lsdException w:name="heading 1" w:uiPriority="9" w:qFormat="1"/>
     <w:lsdException w:name="heading 2" w:semiHidden="1" w:uiPriority="9" w:unhideWhenUsed="1" w:qFormat="1"/>
@@ -8081,6 +8336,11 @@
     <w:lsdException w:name="List Table 5 Dark Accent 6" w:uiPriority="50"/>
     <w:lsdException w:name="List Table 6 Colorful Accent 6" w:uiPriority="51"/>
     <w:lsdException w:name="List Table 7 Colorful Accent 6" w:uiPriority="52"/>
+    <w:lsdException w:name="Mention" w:semiHidden="1" w:unhideWhenUsed="1"/>
+    <w:lsdException w:name="Smart Hyperlink" w:semiHidden="1" w:unhideWhenUsed="1"/>
+    <w:lsdException w:name="Hashtag" w:semiHidden="1" w:unhideWhenUsed="1"/>
+    <w:lsdException w:name="Unresolved Mention" w:semiHidden="1" w:unhideWhenUsed="1"/>
+    <w:lsdException w:name="Smart Link" w:semiHidden="1" w:unhideWhenUsed="1"/>
   </w:latentStyles>
   <w:style w:type="paragraph" w:default="1" w:styleId="Normal">
     <w:name w:val="Normal"/>
@@ -9064,7 +9324,7 @@
       <w:szCs w:val="24"/>
     </w:rPr>
   </w:style>
-  <w:style w:type="table" w:styleId="Cuadrculadetablaclara">
+  <w:style w:type="table" w:styleId="Tablaconcuadrculaclara">
     <w:name w:val="Grid Table Light"/>
     <w:basedOn w:val="Tablanormal"/>
     <w:uiPriority w:val="40"/>
@@ -9086,7 +9346,7 @@
   <w:style w:type="table" w:customStyle="1" w:styleId="Cuadrculadetablaclara1">
     <w:name w:val="Cuadrícula de tabla clara1"/>
     <w:basedOn w:val="Tablanormal"/>
-    <w:next w:val="Cuadrculadetablaclara"/>
+    <w:next w:val="Tablaconcuadrculaclara"/>
     <w:uiPriority w:val="40"/>
     <w:rsid w:val="00943DF1"/>
     <w:pPr>
@@ -9127,7 +9387,7 @@
       <w:spacing w:after="0" w:line="240" w:lineRule="auto"/>
     </w:pPr>
   </w:style>
-  <w:style w:type="character" w:styleId="Textoennegrita">
+  <w:style w:type="character" w:styleId="Fuerte">
     <w:name w:val="Strong"/>
     <w:basedOn w:val="Fuentedeprrafopredeter"/>
     <w:uiPriority w:val="22"/>
@@ -9139,532 +9399,6 @@
     </w:rPr>
   </w:style>
 </w:styles>
-</file>
-
-<file path=word/glossary/document.xml><?xml version="1.0" encoding="utf-8"?>
-<w:glossaryDocument xmlns:wpc="http://schemas.microsoft.com/office/word/2010/wordprocessingCanvas" xmlns:cx="http://schemas.microsoft.com/office/drawing/2014/chartex" xmlns:mc="http://schemas.openxmlformats.org/markup-compatibility/2006" xmlns:o="urn:schemas-microsoft-com:office:office" xmlns:r="http://schemas.openxmlformats.org/officeDocument/2006/relationships" xmlns:m="http://schemas.openxmlformats.org/officeDocument/2006/math" xmlns:v="urn:schemas-microsoft-com:vml" xmlns:wp14="http://schemas.microsoft.com/office/word/2010/wordprocessingDrawing" xmlns:wp="http://schemas.openxmlformats.org/drawingml/2006/wordprocessingDrawing" xmlns:w10="urn:schemas-microsoft-com:office:word" xmlns:w="http://schemas.openxmlformats.org/wordprocessingml/2006/main" xmlns:w14="http://schemas.microsoft.com/office/word/2010/wordml" xmlns:w15="http://schemas.microsoft.com/office/word/2012/wordml" xmlns:w16se="http://schemas.microsoft.com/office/word/2015/wordml/symex" xmlns:wpg="http://schemas.microsoft.com/office/word/2010/wordprocessingGroup" xmlns:wpi="http://schemas.microsoft.com/office/word/2010/wordprocessingInk" xmlns:wne="http://schemas.microsoft.com/office/word/2006/wordml" xmlns:wps="http://schemas.microsoft.com/office/word/2010/wordprocessingShape" mc:Ignorable="w14 w15 w16se wp14"/>
-</file>
-
-<file path=word/glossary/fontTable.xml><?xml version="1.0" encoding="utf-8"?>
-<w:fonts xmlns:mc="http://schemas.openxmlformats.org/markup-compatibility/2006" xmlns:r="http://schemas.openxmlformats.org/officeDocument/2006/relationships" xmlns:w="http://schemas.openxmlformats.org/wordprocessingml/2006/main" xmlns:w14="http://schemas.microsoft.com/office/word/2010/wordml" xmlns:w15="http://schemas.microsoft.com/office/word/2012/wordml" xmlns:w16se="http://schemas.microsoft.com/office/word/2015/wordml/symex" mc:Ignorable="w14 w15 w16se">
-  <w:font w:name="Calibri">
-    <w:panose1 w:val="020F0502020204030204"/>
-    <w:charset w:val="00"/>
-    <w:family w:val="swiss"/>
-    <w:pitch w:val="variable"/>
-    <w:sig w:usb0="E4002EFF" w:usb1="C000247B" w:usb2="00000009" w:usb3="00000000" w:csb0="000001FF" w:csb1="00000000"/>
-  </w:font>
-  <w:font w:name="Times New Roman">
-    <w:panose1 w:val="02020603050405020304"/>
-    <w:charset w:val="00"/>
-    <w:family w:val="roman"/>
-    <w:pitch w:val="variable"/>
-    <w:sig w:usb0="E0002EFF" w:usb1="C000785B" w:usb2="00000009" w:usb3="00000000" w:csb0="000001FF" w:csb1="00000000"/>
-  </w:font>
-  <w:font w:name="Courier New">
-    <w:panose1 w:val="02070309020205020404"/>
-    <w:charset w:val="00"/>
-    <w:family w:val="modern"/>
-    <w:pitch w:val="fixed"/>
-    <w:sig w:usb0="E0002EFF" w:usb1="C0007843" w:usb2="00000009" w:usb3="00000000" w:csb0="000001FF" w:csb1="00000000"/>
-  </w:font>
-  <w:font w:name="Wingdings">
-    <w:panose1 w:val="05000000000000000000"/>
-    <w:charset w:val="02"/>
-    <w:family w:val="auto"/>
-    <w:pitch w:val="variable"/>
-    <w:sig w:usb0="00000000" w:usb1="10000000" w:usb2="00000000" w:usb3="00000000" w:csb0="80000000" w:csb1="00000000"/>
-  </w:font>
-  <w:font w:name="Symbol">
-    <w:panose1 w:val="05050102010706020507"/>
-    <w:charset w:val="02"/>
-    <w:family w:val="roman"/>
-    <w:pitch w:val="variable"/>
-    <w:sig w:usb0="00000000" w:usb1="10000000" w:usb2="00000000" w:usb3="00000000" w:csb0="80000000" w:csb1="00000000"/>
-  </w:font>
-  <w:font w:name="Calibri Light">
-    <w:panose1 w:val="020F0302020204030204"/>
-    <w:charset w:val="00"/>
-    <w:family w:val="swiss"/>
-    <w:pitch w:val="variable"/>
-    <w:sig w:usb0="E4002EFF" w:usb1="C000247B" w:usb2="00000009" w:usb3="00000000" w:csb0="000001FF" w:csb1="00000000"/>
-  </w:font>
-  <w:font w:name="Segoe UI">
-    <w:panose1 w:val="020B0502040204020203"/>
-    <w:charset w:val="00"/>
-    <w:family w:val="swiss"/>
-    <w:pitch w:val="variable"/>
-    <w:sig w:usb0="E4002EFF" w:usb1="C000E47F" w:usb2="00000009" w:usb3="00000000" w:csb0="000001FF" w:csb1="00000000"/>
-  </w:font>
-  <w:font w:name="Century Gothic">
-    <w:panose1 w:val="020B0502020202020204"/>
-    <w:charset w:val="00"/>
-    <w:family w:val="swiss"/>
-    <w:pitch w:val="variable"/>
-    <w:sig w:usb0="00000287" w:usb1="00000000" w:usb2="00000000" w:usb3="00000000" w:csb0="0000009F" w:csb1="00000000"/>
-  </w:font>
-</w:fonts>
-</file>
-
-<file path=word/glossary/settings.xml><?xml version="1.0" encoding="utf-8"?>
-<w:settings xmlns:mc="http://schemas.openxmlformats.org/markup-compatibility/2006" xmlns:o="urn:schemas-microsoft-com:office:office" xmlns:r="http://schemas.openxmlformats.org/officeDocument/2006/relationships" xmlns:m="http://schemas.openxmlformats.org/officeDocument/2006/math" xmlns:v="urn:schemas-microsoft-com:vml" xmlns:w10="urn:schemas-microsoft-com:office:word" xmlns:w="http://schemas.openxmlformats.org/wordprocessingml/2006/main" xmlns:w14="http://schemas.microsoft.com/office/word/2010/wordml" xmlns:w15="http://schemas.microsoft.com/office/word/2012/wordml" xmlns:w16se="http://schemas.microsoft.com/office/word/2015/wordml/symex" xmlns:sl="http://schemas.openxmlformats.org/schemaLibrary/2006/main" mc:Ignorable="w14 w15 w16se">
-  <w:defaultTabStop w:val="708"/>
-  <w:hyphenationZone w:val="425"/>
-  <w:characterSpacingControl w:val="doNotCompress"/>
-  <w:compat>
-    <w:useFELayout/>
-    <w:compatSetting w:name="compatibilityMode" w:uri="http://schemas.microsoft.com/office/word" w:val="12"/>
-  </w:compat>
-  <w:rsids>
-    <w:rsidRoot w:val="004A7892"/>
-    <w:rsid w:val="004A7892"/>
-  </w:rsids>
-  <m:mathPr>
-    <m:mathFont m:val="Cambria Math"/>
-    <m:brkBin m:val="before"/>
-    <m:brkBinSub m:val="--"/>
-    <m:smallFrac m:val="0"/>
-    <m:dispDef/>
-    <m:lMargin m:val="0"/>
-    <m:rMargin m:val="0"/>
-    <m:defJc m:val="centerGroup"/>
-    <m:wrapIndent m:val="1440"/>
-    <m:intLim m:val="subSup"/>
-    <m:naryLim m:val="undOvr"/>
-  </m:mathPr>
-  <w:themeFontLang w:val="es-CL"/>
-  <w:clrSchemeMapping w:bg1="light1" w:t1="dark1" w:bg2="light2" w:t2="dark2" w:accent1="accent1" w:accent2="accent2" w:accent3="accent3" w:accent4="accent4" w:accent5="accent5" w:accent6="accent6" w:hyperlink="hyperlink" w:followedHyperlink="followedHyperlink"/>
-  <w:decimalSymbol w:val=","/>
-  <w:listSeparator w:val=";"/>
-</w:settings>
-</file>
-
-<file path=word/glossary/styles.xml><?xml version="1.0" encoding="utf-8"?>
-<w:styles xmlns:mc="http://schemas.openxmlformats.org/markup-compatibility/2006" xmlns:r="http://schemas.openxmlformats.org/officeDocument/2006/relationships" xmlns:w="http://schemas.openxmlformats.org/wordprocessingml/2006/main" xmlns:w14="http://schemas.microsoft.com/office/word/2010/wordml" xmlns:w15="http://schemas.microsoft.com/office/word/2012/wordml" xmlns:w16se="http://schemas.microsoft.com/office/word/2015/wordml/symex" mc:Ignorable="w14 w15 w16se">
-  <w:docDefaults>
-    <w:rPrDefault>
-      <w:rPr>
-        <w:rFonts w:asciiTheme="minorHAnsi" w:eastAsiaTheme="minorEastAsia" w:hAnsiTheme="minorHAnsi" w:cstheme="minorBidi"/>
-        <w:sz w:val="22"/>
-        <w:szCs w:val="22"/>
-        <w:lang w:val="es-CL" w:eastAsia="es-CL" w:bidi="ar-SA"/>
-      </w:rPr>
-    </w:rPrDefault>
-    <w:pPrDefault>
-      <w:pPr>
-        <w:spacing w:after="160" w:line="259" w:lineRule="auto"/>
-      </w:pPr>
-    </w:pPrDefault>
-  </w:docDefaults>
-  <w:latentStyles w:defLockedState="0" w:defUIPriority="99" w:defSemiHidden="0" w:defUnhideWhenUsed="0" w:defQFormat="0" w:count="371">
-    <w:lsdException w:name="Normal" w:uiPriority="0" w:qFormat="1"/>
-    <w:lsdException w:name="heading 1" w:uiPriority="9" w:qFormat="1"/>
-    <w:lsdException w:name="heading 2" w:semiHidden="1" w:uiPriority="9" w:unhideWhenUsed="1" w:qFormat="1"/>
-    <w:lsdException w:name="heading 3" w:semiHidden="1" w:uiPriority="9" w:unhideWhenUsed="1" w:qFormat="1"/>
-    <w:lsdException w:name="heading 4" w:semiHidden="1" w:uiPriority="9" w:unhideWhenUsed="1" w:qFormat="1"/>
-    <w:lsdException w:name="heading 5" w:semiHidden="1" w:uiPriority="9" w:unhideWhenUsed="1" w:qFormat="1"/>
-    <w:lsdException w:name="heading 6" w:semiHidden="1" w:uiPriority="9" w:unhideWhenUsed="1" w:qFormat="1"/>
-    <w:lsdException w:name="heading 7" w:semiHidden="1" w:uiPriority="9" w:unhideWhenUsed="1" w:qFormat="1"/>
-    <w:lsdException w:name="heading 8" w:semiHidden="1" w:uiPriority="9" w:unhideWhenUsed="1" w:qFormat="1"/>
-    <w:lsdException w:name="heading 9" w:semiHidden="1" w:uiPriority="9" w:unhideWhenUsed="1" w:qFormat="1"/>
-    <w:lsdException w:name="index 1" w:semiHidden="1" w:unhideWhenUsed="1"/>
-    <w:lsdException w:name="index 2" w:semiHidden="1" w:unhideWhenUsed="1"/>
-    <w:lsdException w:name="index 3" w:semiHidden="1" w:unhideWhenUsed="1"/>
-    <w:lsdException w:name="index 4" w:semiHidden="1" w:unhideWhenUsed="1"/>
-    <w:lsdException w:name="index 5" w:semiHidden="1" w:unhideWhenUsed="1"/>
-    <w:lsdException w:name="index 6" w:semiHidden="1" w:unhideWhenUsed="1"/>
-    <w:lsdException w:name="index 7" w:semiHidden="1" w:unhideWhenUsed="1"/>
-    <w:lsdException w:name="index 8" w:semiHidden="1" w:unhideWhenUsed="1"/>
-    <w:lsdException w:name="index 9" w:semiHidden="1" w:unhideWhenUsed="1"/>
-    <w:lsdException w:name="toc 1" w:semiHidden="1" w:uiPriority="39" w:unhideWhenUsed="1"/>
-    <w:lsdException w:name="toc 2" w:semiHidden="1" w:uiPriority="39" w:unhideWhenUsed="1"/>
-    <w:lsdException w:name="toc 3" w:semiHidden="1" w:uiPriority="39" w:unhideWhenUsed="1"/>
-    <w:lsdException w:name="toc 4" w:semiHidden="1" w:uiPriority="39" w:unhideWhenUsed="1"/>
-    <w:lsdException w:name="toc 5" w:semiHidden="1" w:uiPriority="39" w:unhideWhenUsed="1"/>
-    <w:lsdException w:name="toc 6" w:semiHidden="1" w:uiPriority="39" w:unhideWhenUsed="1"/>
-    <w:lsdException w:name="toc 7" w:semiHidden="1" w:uiPriority="39" w:unhideWhenUsed="1"/>
-    <w:lsdException w:name="toc 8" w:semiHidden="1" w:uiPriority="39" w:unhideWhenUsed="1"/>
-    <w:lsdException w:name="toc 9" w:semiHidden="1" w:uiPriority="39" w:unhideWhenUsed="1"/>
-    <w:lsdException w:name="Normal Indent" w:semiHidden="1" w:unhideWhenUsed="1"/>
-    <w:lsdException w:name="footnote text" w:semiHidden="1" w:unhideWhenUsed="1"/>
-    <w:lsdException w:name="annotation text" w:semiHidden="1" w:unhideWhenUsed="1"/>
-    <w:lsdException w:name="header" w:semiHidden="1" w:unhideWhenUsed="1"/>
-    <w:lsdException w:name="footer" w:semiHidden="1" w:unhideWhenUsed="1"/>
-    <w:lsdException w:name="index heading" w:semiHidden="1" w:unhideWhenUsed="1"/>
-    <w:lsdException w:name="caption" w:semiHidden="1" w:uiPriority="35" w:unhideWhenUsed="1" w:qFormat="1"/>
-    <w:lsdException w:name="table of figures" w:semiHidden="1" w:unhideWhenUsed="1"/>
-    <w:lsdException w:name="envelope address" w:semiHidden="1" w:unhideWhenUsed="1"/>
-    <w:lsdException w:name="envelope return" w:semiHidden="1" w:unhideWhenUsed="1"/>
-    <w:lsdException w:name="footnote reference" w:semiHidden="1" w:unhideWhenUsed="1"/>
-    <w:lsdException w:name="annotation reference" w:semiHidden="1" w:unhideWhenUsed="1"/>
-    <w:lsdException w:name="line number" w:semiHidden="1" w:unhideWhenUsed="1"/>
-    <w:lsdException w:name="page number" w:semiHidden="1" w:unhideWhenUsed="1"/>
-    <w:lsdException w:name="endnote reference" w:semiHidden="1" w:unhideWhenUsed="1"/>
-    <w:lsdException w:name="endnote text" w:semiHidden="1" w:unhideWhenUsed="1"/>
-    <w:lsdException w:name="table of authorities" w:semiHidden="1" w:unhideWhenUsed="1"/>
-    <w:lsdException w:name="macro" w:semiHidden="1" w:unhideWhenUsed="1"/>
-    <w:lsdException w:name="toa heading" w:semiHidden="1" w:unhideWhenUsed="1"/>
-    <w:lsdException w:name="List" w:semiHidden="1" w:unhideWhenUsed="1"/>
-    <w:lsdException w:name="List Bullet" w:semiHidden="1" w:unhideWhenUsed="1"/>
-    <w:lsdException w:name="List Number" w:semiHidden="1" w:unhideWhenUsed="1"/>
-    <w:lsdException w:name="List 2" w:semiHidden="1" w:unhideWhenUsed="1"/>
-    <w:lsdException w:name="List 3" w:semiHidden="1" w:unhideWhenUsed="1"/>
-    <w:lsdException w:name="List 4" w:semiHidden="1" w:unhideWhenUsed="1"/>
-    <w:lsdException w:name="List 5" w:semiHidden="1" w:unhideWhenUsed="1"/>
-    <w:lsdException w:name="List Bullet 2" w:semiHidden="1" w:unhideWhenUsed="1"/>
-    <w:lsdException w:name="List Bullet 3" w:semiHidden="1" w:unhideWhenUsed="1"/>
-    <w:lsdException w:name="List Bullet 4" w:semiHidden="1" w:unhideWhenUsed="1"/>
-    <w:lsdException w:name="List Bullet 5" w:semiHidden="1" w:unhideWhenUsed="1"/>
-    <w:lsdException w:name="List Number 2" w:semiHidden="1" w:unhideWhenUsed="1"/>
-    <w:lsdException w:name="List Number 3" w:semiHidden="1" w:unhideWhenUsed="1"/>
-    <w:lsdException w:name="List Number 4" w:semiHidden="1" w:unhideWhenUsed="1"/>
-    <w:lsdException w:name="List Number 5" w:semiHidden="1" w:unhideWhenUsed="1"/>
-    <w:lsdException w:name="Title" w:uiPriority="10" w:qFormat="1"/>
-    <w:lsdException w:name="Closing" w:semiHidden="1" w:unhideWhenUsed="1"/>
-    <w:lsdException w:name="Signature" w:semiHidden="1" w:unhideWhenUsed="1"/>
-    <w:lsdException w:name="Default Paragraph Font" w:semiHidden="1" w:uiPriority="1" w:unhideWhenUsed="1"/>
-    <w:lsdException w:name="Body Text" w:semiHidden="1" w:unhideWhenUsed="1"/>
-    <w:lsdException w:name="Body Text Indent" w:semiHidden="1" w:unhideWhenUsed="1"/>
-    <w:lsdException w:name="List Continue" w:semiHidden="1" w:unhideWhenUsed="1"/>
-    <w:lsdException w:name="List Continue 2" w:semiHidden="1" w:unhideWhenUsed="1"/>
-    <w:lsdException w:name="List Continue 3" w:semiHidden="1" w:unhideWhenUsed="1"/>
-    <w:lsdException w:name="List Continue 4" w:semiHidden="1" w:unhideWhenUsed="1"/>
-    <w:lsdException w:name="List Continue 5" w:semiHidden="1" w:unhideWhenUsed="1"/>
-    <w:lsdException w:name="Message Header" w:semiHidden="1" w:unhideWhenUsed="1"/>
-    <w:lsdException w:name="Subtitle" w:uiPriority="11" w:qFormat="1"/>
-    <w:lsdException w:name="Salutation" w:semiHidden="1" w:unhideWhenUsed="1"/>
-    <w:lsdException w:name="Date" w:semiHidden="1" w:unhideWhenUsed="1"/>
-    <w:lsdException w:name="Body Text First Indent" w:semiHidden="1" w:unhideWhenUsed="1"/>
-    <w:lsdException w:name="Body Text First Indent 2" w:semiHidden="1" w:unhideWhenUsed="1"/>
-    <w:lsdException w:name="Note Heading" w:semiHidden="1" w:unhideWhenUsed="1"/>
-    <w:lsdException w:name="Body Text 2" w:semiHidden="1" w:unhideWhenUsed="1"/>
-    <w:lsdException w:name="Body Text 3" w:semiHidden="1" w:unhideWhenUsed="1"/>
-    <w:lsdException w:name="Body Text Indent 2" w:semiHidden="1" w:unhideWhenUsed="1"/>
-    <w:lsdException w:name="Body Text Indent 3" w:semiHidden="1" w:unhideWhenUsed="1"/>
-    <w:lsdException w:name="Block Text" w:semiHidden="1" w:unhideWhenUsed="1"/>
-    <w:lsdException w:name="Hyperlink" w:semiHidden="1" w:unhideWhenUsed="1"/>
-    <w:lsdException w:name="FollowedHyperlink" w:semiHidden="1" w:unhideWhenUsed="1"/>
-    <w:lsdException w:name="Strong" w:uiPriority="22" w:qFormat="1"/>
-    <w:lsdException w:name="Emphasis" w:uiPriority="20" w:qFormat="1"/>
-    <w:lsdException w:name="Document Map" w:semiHidden="1" w:unhideWhenUsed="1"/>
-    <w:lsdException w:name="Plain Text" w:semiHidden="1" w:unhideWhenUsed="1"/>
-    <w:lsdException w:name="E-mail Signature" w:semiHidden="1" w:unhideWhenUsed="1"/>
-    <w:lsdException w:name="HTML Top of Form" w:semiHidden="1" w:unhideWhenUsed="1"/>
-    <w:lsdException w:name="HTML Bottom of Form" w:semiHidden="1" w:unhideWhenUsed="1"/>
-    <w:lsdException w:name="Normal (Web)" w:semiHidden="1" w:unhideWhenUsed="1"/>
-    <w:lsdException w:name="HTML Acronym" w:semiHidden="1" w:unhideWhenUsed="1"/>
-    <w:lsdException w:name="HTML Address" w:semiHidden="1" w:unhideWhenUsed="1"/>
-    <w:lsdException w:name="HTML Cite" w:semiHidden="1" w:unhideWhenUsed="1"/>
-    <w:lsdException w:name="HTML Code" w:semiHidden="1" w:unhideWhenUsed="1"/>
-    <w:lsdException w:name="HTML Definition" w:semiHidden="1" w:unhideWhenUsed="1"/>
-    <w:lsdException w:name="HTML Keyboard" w:semiHidden="1" w:unhideWhenUsed="1"/>
-    <w:lsdException w:name="HTML Preformatted" w:semiHidden="1" w:unhideWhenUsed="1"/>
-    <w:lsdException w:name="HTML Sample" w:semiHidden="1" w:unhideWhenUsed="1"/>
-    <w:lsdException w:name="HTML Typewriter" w:semiHidden="1" w:unhideWhenUsed="1"/>
-    <w:lsdException w:name="HTML Variable" w:semiHidden="1" w:unhideWhenUsed="1"/>
-    <w:lsdException w:name="Normal Table" w:semiHidden="1" w:unhideWhenUsed="1"/>
-    <w:lsdException w:name="annotation subject" w:semiHidden="1" w:unhideWhenUsed="1"/>
-    <w:lsdException w:name="No List" w:semiHidden="1" w:unhideWhenUsed="1"/>
-    <w:lsdException w:name="Outline List 1" w:semiHidden="1" w:unhideWhenUsed="1"/>
-    <w:lsdException w:name="Outline List 2" w:semiHidden="1" w:unhideWhenUsed="1"/>
-    <w:lsdException w:name="Outline List 3" w:semiHidden="1" w:unhideWhenUsed="1"/>
-    <w:lsdException w:name="Table Simple 1" w:semiHidden="1" w:unhideWhenUsed="1"/>
-    <w:lsdException w:name="Table Simple 2" w:semiHidden="1" w:unhideWhenUsed="1"/>
-    <w:lsdException w:name="Table Simple 3" w:semiHidden="1" w:unhideWhenUsed="1"/>
-    <w:lsdException w:name="Table Classic 1" w:semiHidden="1" w:unhideWhenUsed="1"/>
-    <w:lsdException w:name="Table Classic 2" w:semiHidden="1" w:unhideWhenUsed="1"/>
-    <w:lsdException w:name="Table Classic 3" w:semiHidden="1" w:unhideWhenUsed="1"/>
-    <w:lsdException w:name="Table Classic 4" w:semiHidden="1" w:unhideWhenUsed="1"/>
-    <w:lsdException w:name="Table Colorful 1" w:semiHidden="1" w:unhideWhenUsed="1"/>
-    <w:lsdException w:name="Table Colorful 2" w:semiHidden="1" w:unhideWhenUsed="1"/>
-    <w:lsdException w:name="Table Colorful 3" w:semiHidden="1" w:unhideWhenUsed="1"/>
-    <w:lsdException w:name="Table Columns 1" w:semiHidden="1" w:unhideWhenUsed="1"/>
-    <w:lsdException w:name="Table Columns 2" w:semiHidden="1" w:unhideWhenUsed="1"/>
-    <w:lsdException w:name="Table Columns 3" w:semiHidden="1" w:unhideWhenUsed="1"/>
-    <w:lsdException w:name="Table Columns 4" w:semiHidden="1" w:unhideWhenUsed="1"/>
-    <w:lsdException w:name="Table Columns 5" w:semiHidden="1" w:unhideWhenUsed="1"/>
-    <w:lsdException w:name="Table Grid 1" w:semiHidden="1" w:unhideWhenUsed="1"/>
-    <w:lsdException w:name="Table Grid 2" w:semiHidden="1" w:unhideWhenUsed="1"/>
-    <w:lsdException w:name="Table Grid 3" w:semiHidden="1" w:unhideWhenUsed="1"/>
-    <w:lsdException w:name="Table Grid 4" w:semiHidden="1" w:unhideWhenUsed="1"/>
-    <w:lsdException w:name="Table Grid 5" w:semiHidden="1" w:unhideWhenUsed="1"/>
-    <w:lsdException w:name="Table Grid 6" w:semiHidden="1" w:unhideWhenUsed="1"/>
-    <w:lsdException w:name="Table Grid 7" w:semiHidden="1" w:unhideWhenUsed="1"/>
-    <w:lsdException w:name="Table Grid 8" w:semiHidden="1" w:unhideWhenUsed="1"/>
-    <w:lsdException w:name="Table List 1" w:semiHidden="1" w:unhideWhenUsed="1"/>
-    <w:lsdException w:name="Table List 2" w:semiHidden="1" w:unhideWhenUsed="1"/>
-    <w:lsdException w:name="Table List 3" w:semiHidden="1" w:unhideWhenUsed="1"/>
-    <w:lsdException w:name="Table List 4" w:semiHidden="1" w:unhideWhenUsed="1"/>
-    <w:lsdException w:name="Table List 5" w:semiHidden="1" w:unhideWhenUsed="1"/>
-    <w:lsdException w:name="Table List 6" w:semiHidden="1" w:unhideWhenUsed="1"/>
-    <w:lsdException w:name="Table List 7" w:semiHidden="1" w:unhideWhenUsed="1"/>
-    <w:lsdException w:name="Table List 8" w:semiHidden="1" w:unhideWhenUsed="1"/>
-    <w:lsdException w:name="Table 3D effects 1" w:semiHidden="1" w:unhideWhenUsed="1"/>
-    <w:lsdException w:name="Table 3D effects 2" w:semiHidden="1" w:unhideWhenUsed="1"/>
-    <w:lsdException w:name="Table 3D effects 3" w:semiHidden="1" w:unhideWhenUsed="1"/>
-    <w:lsdException w:name="Table Contemporary" w:semiHidden="1" w:unhideWhenUsed="1"/>
-    <w:lsdException w:name="Table Elegant" w:semiHidden="1" w:unhideWhenUsed="1"/>
-    <w:lsdException w:name="Table Professional" w:semiHidden="1" w:unhideWhenUsed="1"/>
-    <w:lsdException w:name="Table Subtle 1" w:semiHidden="1" w:unhideWhenUsed="1"/>
-    <w:lsdException w:name="Table Subtle 2" w:semiHidden="1" w:unhideWhenUsed="1"/>
-    <w:lsdException w:name="Table Web 1" w:semiHidden="1" w:unhideWhenUsed="1"/>
-    <w:lsdException w:name="Table Web 2" w:semiHidden="1" w:unhideWhenUsed="1"/>
-    <w:lsdException w:name="Table Web 3" w:semiHidden="1" w:unhideWhenUsed="1"/>
-    <w:lsdException w:name="Balloon Text" w:semiHidden="1" w:unhideWhenUsed="1"/>
-    <w:lsdException w:name="Table Grid" w:uiPriority="39"/>
-    <w:lsdException w:name="Table Theme" w:semiHidden="1" w:unhideWhenUsed="1"/>
-    <w:lsdException w:name="Placeholder Text" w:semiHidden="1"/>
-    <w:lsdException w:name="No Spacing" w:uiPriority="1" w:qFormat="1"/>
-    <w:lsdException w:name="Light Shading" w:uiPriority="60"/>
-    <w:lsdException w:name="Light List" w:uiPriority="61"/>
-    <w:lsdException w:name="Light Grid" w:uiPriority="62"/>
-    <w:lsdException w:name="Medium Shading 1" w:uiPriority="63"/>
-    <w:lsdException w:name="Medium Shading 2" w:uiPriority="64"/>
-    <w:lsdException w:name="Medium List 1" w:uiPriority="65"/>
-    <w:lsdException w:name="Medium List 2" w:uiPriority="66"/>
-    <w:lsdException w:name="Medium Grid 1" w:uiPriority="67"/>
-    <w:lsdException w:name="Medium Grid 2" w:uiPriority="68"/>
-    <w:lsdException w:name="Medium Grid 3" w:uiPriority="69"/>
-    <w:lsdException w:name="Dark List" w:uiPriority="70"/>
-    <w:lsdException w:name="Colorful Shading" w:uiPriority="71"/>
-    <w:lsdException w:name="Colorful List" w:uiPriority="72"/>
-    <w:lsdException w:name="Colorful Grid" w:uiPriority="73"/>
-    <w:lsdException w:name="Light Shading Accent 1" w:uiPriority="60"/>
-    <w:lsdException w:name="Light List Accent 1" w:uiPriority="61"/>
-    <w:lsdException w:name="Light Grid Accent 1" w:uiPriority="62"/>
-    <w:lsdException w:name="Medium Shading 1 Accent 1" w:uiPriority="63"/>
-    <w:lsdException w:name="Medium Shading 2 Accent 1" w:uiPriority="64"/>
-    <w:lsdException w:name="Medium List 1 Accent 1" w:uiPriority="65"/>
-    <w:lsdException w:name="Revision" w:semiHidden="1"/>
-    <w:lsdException w:name="List Paragraph" w:uiPriority="34" w:qFormat="1"/>
-    <w:lsdException w:name="Quote" w:uiPriority="29" w:qFormat="1"/>
-    <w:lsdException w:name="Intense Quote" w:uiPriority="30" w:qFormat="1"/>
-    <w:lsdException w:name="Medium List 2 Accent 1" w:uiPriority="66"/>
-    <w:lsdException w:name="Medium Grid 1 Accent 1" w:uiPriority="67"/>
-    <w:lsdException w:name="Medium Grid 2 Accent 1" w:uiPriority="68"/>
-    <w:lsdException w:name="Medium Grid 3 Accent 1" w:uiPriority="69"/>
-    <w:lsdException w:name="Dark List Accent 1" w:uiPriority="70"/>
-    <w:lsdException w:name="Colorful Shading Accent 1" w:uiPriority="71"/>
-    <w:lsdException w:name="Colorful List Accent 1" w:uiPriority="72"/>
-    <w:lsdException w:name="Colorful Grid Accent 1" w:uiPriority="73"/>
-    <w:lsdException w:name="Light Shading Accent 2" w:uiPriority="60"/>
-    <w:lsdException w:name="Light List Accent 2" w:uiPriority="61"/>
-    <w:lsdException w:name="Light Grid Accent 2" w:uiPriority="62"/>
-    <w:lsdException w:name="Medium Shading 1 Accent 2" w:uiPriority="63"/>
-    <w:lsdException w:name="Medium Shading 2 Accent 2" w:uiPriority="64"/>
-    <w:lsdException w:name="Medium List 1 Accent 2" w:uiPriority="65"/>
-    <w:lsdException w:name="Medium List 2 Accent 2" w:uiPriority="66"/>
-    <w:lsdException w:name="Medium Grid 1 Accent 2" w:uiPriority="67"/>
-    <w:lsdException w:name="Medium Grid 2 Accent 2" w:uiPriority="68"/>
-    <w:lsdException w:name="Medium Grid 3 Accent 2" w:uiPriority="69"/>
-    <w:lsdException w:name="Dark List Accent 2" w:uiPriority="70"/>
-    <w:lsdException w:name="Colorful Shading Accent 2" w:uiPriority="71"/>
-    <w:lsdException w:name="Colorful List Accent 2" w:uiPriority="72"/>
-    <w:lsdException w:name="Colorful Grid Accent 2" w:uiPriority="73"/>
-    <w:lsdException w:name="Light Shading Accent 3" w:uiPriority="60"/>
-    <w:lsdException w:name="Light List Accent 3" w:uiPriority="61"/>
-    <w:lsdException w:name="Light Grid Accent 3" w:uiPriority="62"/>
-    <w:lsdException w:name="Medium Shading 1 Accent 3" w:uiPriority="63"/>
-    <w:lsdException w:name="Medium Shading 2 Accent 3" w:uiPriority="64"/>
-    <w:lsdException w:name="Medium List 1 Accent 3" w:uiPriority="65"/>
-    <w:lsdException w:name="Medium List 2 Accent 3" w:uiPriority="66"/>
-    <w:lsdException w:name="Medium Grid 1 Accent 3" w:uiPriority="67"/>
-    <w:lsdException w:name="Medium Grid 2 Accent 3" w:uiPriority="68"/>
-    <w:lsdException w:name="Medium Grid 3 Accent 3" w:uiPriority="69"/>
-    <w:lsdException w:name="Dark List Accent 3" w:uiPriority="70"/>
-    <w:lsdException w:name="Colorful Shading Accent 3" w:uiPriority="71"/>
-    <w:lsdException w:name="Colorful List Accent 3" w:uiPriority="72"/>
-    <w:lsdException w:name="Colorful Grid Accent 3" w:uiPriority="73"/>
-    <w:lsdException w:name="Light Shading Accent 4" w:uiPriority="60"/>
-    <w:lsdException w:name="Light List Accent 4" w:uiPriority="61"/>
-    <w:lsdException w:name="Light Grid Accent 4" w:uiPriority="62"/>
-    <w:lsdException w:name="Medium Shading 1 Accent 4" w:uiPriority="63"/>
-    <w:lsdException w:name="Medium Shading 2 Accent 4" w:uiPriority="64"/>
-    <w:lsdException w:name="Medium List 1 Accent 4" w:uiPriority="65"/>
-    <w:lsdException w:name="Medium List 2 Accent 4" w:uiPriority="66"/>
-    <w:lsdException w:name="Medium Grid 1 Accent 4" w:uiPriority="67"/>
-    <w:lsdException w:name="Medium Grid 2 Accent 4" w:uiPriority="68"/>
-    <w:lsdException w:name="Medium Grid 3 Accent 4" w:uiPriority="69"/>
-    <w:lsdException w:name="Dark List Accent 4" w:uiPriority="70"/>
-    <w:lsdException w:name="Colorful Shading Accent 4" w:uiPriority="71"/>
-    <w:lsdException w:name="Colorful List Accent 4" w:uiPriority="72"/>
-    <w:lsdException w:name="Colorful Grid Accent 4" w:uiPriority="73"/>
-    <w:lsdException w:name="Light Shading Accent 5" w:uiPriority="60"/>
-    <w:lsdException w:name="Light List Accent 5" w:uiPriority="61"/>
-    <w:lsdException w:name="Light Grid Accent 5" w:uiPriority="62"/>
-    <w:lsdException w:name="Medium Shading 1 Accent 5" w:uiPriority="63"/>
-    <w:lsdException w:name="Medium Shading 2 Accent 5" w:uiPriority="64"/>
-    <w:lsdException w:name="Medium List 1 Accent 5" w:uiPriority="65"/>
-    <w:lsdException w:name="Medium List 2 Accent 5" w:uiPriority="66"/>
-    <w:lsdException w:name="Medium Grid 1 Accent 5" w:uiPriority="67"/>
-    <w:lsdException w:name="Medium Grid 2 Accent 5" w:uiPriority="68"/>
-    <w:lsdException w:name="Medium Grid 3 Accent 5" w:uiPriority="69"/>
-    <w:lsdException w:name="Dark List Accent 5" w:uiPriority="70"/>
-    <w:lsdException w:name="Colorful Shading Accent 5" w:uiPriority="71"/>
-    <w:lsdException w:name="Colorful List Accent 5" w:uiPriority="72"/>
-    <w:lsdException w:name="Colorful Grid Accent 5" w:uiPriority="73"/>
-    <w:lsdException w:name="Light Shading Accent 6" w:uiPriority="60"/>
-    <w:lsdException w:name="Light List Accent 6" w:uiPriority="61"/>
-    <w:lsdException w:name="Light Grid Accent 6" w:uiPriority="62"/>
-    <w:lsdException w:name="Medium Shading 1 Accent 6" w:uiPriority="63"/>
-    <w:lsdException w:name="Medium Shading 2 Accent 6" w:uiPriority="64"/>
-    <w:lsdException w:name="Medium List 1 Accent 6" w:uiPriority="65"/>
-    <w:lsdException w:name="Medium List 2 Accent 6" w:uiPriority="66"/>
-    <w:lsdException w:name="Medium Grid 1 Accent 6" w:uiPriority="67"/>
-    <w:lsdException w:name="Medium Grid 2 Accent 6" w:uiPriority="68"/>
-    <w:lsdException w:name="Medium Grid 3 Accent 6" w:uiPriority="69"/>
-    <w:lsdException w:name="Dark List Accent 6" w:uiPriority="70"/>
-    <w:lsdException w:name="Colorful Shading Accent 6" w:uiPriority="71"/>
-    <w:lsdException w:name="Colorful List Accent 6" w:uiPriority="72"/>
-    <w:lsdException w:name="Colorful Grid Accent 6" w:uiPriority="73"/>
-    <w:lsdException w:name="Subtle Emphasis" w:uiPriority="19" w:qFormat="1"/>
-    <w:lsdException w:name="Intense Emphasis" w:uiPriority="21" w:qFormat="1"/>
-    <w:lsdException w:name="Subtle Reference" w:uiPriority="31" w:qFormat="1"/>
-    <w:lsdException w:name="Intense Reference" w:uiPriority="32" w:qFormat="1"/>
-    <w:lsdException w:name="Book Title" w:uiPriority="33" w:qFormat="1"/>
-    <w:lsdException w:name="Bibliography" w:semiHidden="1" w:uiPriority="37" w:unhideWhenUsed="1"/>
-    <w:lsdException w:name="TOC Heading" w:semiHidden="1" w:uiPriority="39" w:unhideWhenUsed="1" w:qFormat="1"/>
-    <w:lsdException w:name="Plain Table 1" w:uiPriority="41"/>
-    <w:lsdException w:name="Plain Table 2" w:uiPriority="42"/>
-    <w:lsdException w:name="Plain Table 3" w:uiPriority="43"/>
-    <w:lsdException w:name="Plain Table 4" w:uiPriority="44"/>
-    <w:lsdException w:name="Plain Table 5" w:uiPriority="45"/>
-    <w:lsdException w:name="Grid Table Light" w:uiPriority="40"/>
-    <w:lsdException w:name="Grid Table 1 Light" w:uiPriority="46"/>
-    <w:lsdException w:name="Grid Table 2" w:uiPriority="47"/>
-    <w:lsdException w:name="Grid Table 3" w:uiPriority="48"/>
-    <w:lsdException w:name="Grid Table 4" w:uiPriority="49"/>
-    <w:lsdException w:name="Grid Table 5 Dark" w:uiPriority="50"/>
-    <w:lsdException w:name="Grid Table 6 Colorful" w:uiPriority="51"/>
-    <w:lsdException w:name="Grid Table 7 Colorful" w:uiPriority="52"/>
-    <w:lsdException w:name="Grid Table 1 Light Accent 1" w:uiPriority="46"/>
-    <w:lsdException w:name="Grid Table 2 Accent 1" w:uiPriority="47"/>
-    <w:lsdException w:name="Grid Table 3 Accent 1" w:uiPriority="48"/>
-    <w:lsdException w:name="Grid Table 4 Accent 1" w:uiPriority="49"/>
-    <w:lsdException w:name="Grid Table 5 Dark Accent 1" w:uiPriority="50"/>
-    <w:lsdException w:name="Grid Table 6 Colorful Accent 1" w:uiPriority="51"/>
-    <w:lsdException w:name="Grid Table 7 Colorful Accent 1" w:uiPriority="52"/>
-    <w:lsdException w:name="Grid Table 1 Light Accent 2" w:uiPriority="46"/>
-    <w:lsdException w:name="Grid Table 2 Accent 2" w:uiPriority="47"/>
-    <w:lsdException w:name="Grid Table 3 Accent 2" w:uiPriority="48"/>
-    <w:lsdException w:name="Grid Table 4 Accent 2" w:uiPriority="49"/>
-    <w:lsdException w:name="Grid Table 5 Dark Accent 2" w:uiPriority="50"/>
-    <w:lsdException w:name="Grid Table 6 Colorful Accent 2" w:uiPriority="51"/>
-    <w:lsdException w:name="Grid Table 7 Colorful Accent 2" w:uiPriority="52"/>
-    <w:lsdException w:name="Grid Table 1 Light Accent 3" w:uiPriority="46"/>
-    <w:lsdException w:name="Grid Table 2 Accent 3" w:uiPriority="47"/>
-    <w:lsdException w:name="Grid Table 3 Accent 3" w:uiPriority="48"/>
-    <w:lsdException w:name="Grid Table 4 Accent 3" w:uiPriority="49"/>
-    <w:lsdException w:name="Grid Table 5 Dark Accent 3" w:uiPriority="50"/>
-    <w:lsdException w:name="Grid Table 6 Colorful Accent 3" w:uiPriority="51"/>
-    <w:lsdException w:name="Grid Table 7 Colorful Accent 3" w:uiPriority="52"/>
-    <w:lsdException w:name="Grid Table 1 Light Accent 4" w:uiPriority="46"/>
-    <w:lsdException w:name="Grid Table 2 Accent 4" w:uiPriority="47"/>
-    <w:lsdException w:name="Grid Table 3 Accent 4" w:uiPriority="48"/>
-    <w:lsdException w:name="Grid Table 4 Accent 4" w:uiPriority="49"/>
-    <w:lsdException w:name="Grid Table 5 Dark Accent 4" w:uiPriority="50"/>
-    <w:lsdException w:name="Grid Table 6 Colorful Accent 4" w:uiPriority="51"/>
-    <w:lsdException w:name="Grid Table 7 Colorful Accent 4" w:uiPriority="52"/>
-    <w:lsdException w:name="Grid Table 1 Light Accent 5" w:uiPriority="46"/>
-    <w:lsdException w:name="Grid Table 2 Accent 5" w:uiPriority="47"/>
-    <w:lsdException w:name="Grid Table 3 Accent 5" w:uiPriority="48"/>
-    <w:lsdException w:name="Grid Table 4 Accent 5" w:uiPriority="49"/>
-    <w:lsdException w:name="Grid Table 5 Dark Accent 5" w:uiPriority="50"/>
-    <w:lsdException w:name="Grid Table 6 Colorful Accent 5" w:uiPriority="51"/>
-    <w:lsdException w:name="Grid Table 7 Colorful Accent 5" w:uiPriority="52"/>
-    <w:lsdException w:name="Grid Table 1 Light Accent 6" w:uiPriority="46"/>
-    <w:lsdException w:name="Grid Table 2 Accent 6" w:uiPriority="47"/>
-    <w:lsdException w:name="Grid Table 3 Accent 6" w:uiPriority="48"/>
-    <w:lsdException w:name="Grid Table 4 Accent 6" w:uiPriority="49"/>
-    <w:lsdException w:name="Grid Table 5 Dark Accent 6" w:uiPriority="50"/>
-    <w:lsdException w:name="Grid Table 6 Colorful Accent 6" w:uiPriority="51"/>
-    <w:lsdException w:name="Grid Table 7 Colorful Accent 6" w:uiPriority="52"/>
-    <w:lsdException w:name="List Table 1 Light" w:uiPriority="46"/>
-    <w:lsdException w:name="List Table 2" w:uiPriority="47"/>
-    <w:lsdException w:name="List Table 3" w:uiPriority="48"/>
-    <w:lsdException w:name="List Table 4" w:uiPriority="49"/>
-    <w:lsdException w:name="List Table 5 Dark" w:uiPriority="50"/>
-    <w:lsdException w:name="List Table 6 Colorful" w:uiPriority="51"/>
-    <w:lsdException w:name="List Table 7 Colorful" w:uiPriority="52"/>
-    <w:lsdException w:name="List Table 1 Light Accent 1" w:uiPriority="46"/>
-    <w:lsdException w:name="List Table 2 Accent 1" w:uiPriority="47"/>
-    <w:lsdException w:name="List Table 3 Accent 1" w:uiPriority="48"/>
-    <w:lsdException w:name="List Table 4 Accent 1" w:uiPriority="49"/>
-    <w:lsdException w:name="List Table 5 Dark Accent 1" w:uiPriority="50"/>
-    <w:lsdException w:name="List Table 6 Colorful Accent 1" w:uiPriority="51"/>
-    <w:lsdException w:name="List Table 7 Colorful Accent 1" w:uiPriority="52"/>
-    <w:lsdException w:name="List Table 1 Light Accent 2" w:uiPriority="46"/>
-    <w:lsdException w:name="List Table 2 Accent 2" w:uiPriority="47"/>
-    <w:lsdException w:name="List Table 3 Accent 2" w:uiPriority="48"/>
-    <w:lsdException w:name="List Table 4 Accent 2" w:uiPriority="49"/>
-    <w:lsdException w:name="List Table 5 Dark Accent 2" w:uiPriority="50"/>
-    <w:lsdException w:name="List Table 6 Colorful Accent 2" w:uiPriority="51"/>
-    <w:lsdException w:name="List Table 7 Colorful Accent 2" w:uiPriority="52"/>
-    <w:lsdException w:name="List Table 1 Light Accent 3" w:uiPriority="46"/>
-    <w:lsdException w:name="List Table 2 Accent 3" w:uiPriority="47"/>
-    <w:lsdException w:name="List Table 3 Accent 3" w:uiPriority="48"/>
-    <w:lsdException w:name="List Table 4 Accent 3" w:uiPriority="49"/>
-    <w:lsdException w:name="List Table 5 Dark Accent 3" w:uiPriority="50"/>
-    <w:lsdException w:name="List Table 6 Colorful Accent 3" w:uiPriority="51"/>
-    <w:lsdException w:name="List Table 7 Colorful Accent 3" w:uiPriority="52"/>
-    <w:lsdException w:name="List Table 1 Light Accent 4" w:uiPriority="46"/>
-    <w:lsdException w:name="List Table 2 Accent 4" w:uiPriority="47"/>
-    <w:lsdException w:name="List Table 3 Accent 4" w:uiPriority="48"/>
-    <w:lsdException w:name="List Table 4 Accent 4" w:uiPriority="49"/>
-    <w:lsdException w:name="List Table 5 Dark Accent 4" w:uiPriority="50"/>
-    <w:lsdException w:name="List Table 6 Colorful Accent 4" w:uiPriority="51"/>
-    <w:lsdException w:name="List Table 7 Colorful Accent 4" w:uiPriority="52"/>
-    <w:lsdException w:name="List Table 1 Light Accent 5" w:uiPriority="46"/>
-    <w:lsdException w:name="List Table 2 Accent 5" w:uiPriority="47"/>
-    <w:lsdException w:name="List Table 3 Accent 5" w:uiPriority="48"/>
-    <w:lsdException w:name="List Table 4 Accent 5" w:uiPriority="49"/>
-    <w:lsdException w:name="List Table 5 Dark Accent 5" w:uiPriority="50"/>
-    <w:lsdException w:name="List Table 6 Colorful Accent 5" w:uiPriority="51"/>
-    <w:lsdException w:name="List Table 7 Colorful Accent 5" w:uiPriority="52"/>
-    <w:lsdException w:name="List Table 1 Light Accent 6" w:uiPriority="46"/>
-    <w:lsdException w:name="List Table 2 Accent 6" w:uiPriority="47"/>
-    <w:lsdException w:name="List Table 3 Accent 6" w:uiPriority="48"/>
-    <w:lsdException w:name="List Table 4 Accent 6" w:uiPriority="49"/>
-    <w:lsdException w:name="List Table 5 Dark Accent 6" w:uiPriority="50"/>
-    <w:lsdException w:name="List Table 6 Colorful Accent 6" w:uiPriority="51"/>
-    <w:lsdException w:name="List Table 7 Colorful Accent 6" w:uiPriority="52"/>
-  </w:latentStyles>
-  <w:style w:type="paragraph" w:default="1" w:styleId="Normal">
-    <w:name w:val="Normal"/>
-    <w:qFormat/>
-  </w:style>
-  <w:style w:type="character" w:default="1" w:styleId="Fuentedeprrafopredeter">
-    <w:name w:val="Default Paragraph Font"/>
-    <w:uiPriority w:val="1"/>
-    <w:semiHidden/>
-    <w:unhideWhenUsed/>
-  </w:style>
-  <w:style w:type="table" w:default="1" w:styleId="Tablanormal">
-    <w:name w:val="Normal Table"/>
-    <w:uiPriority w:val="99"/>
-    <w:semiHidden/>
-    <w:unhideWhenUsed/>
-    <w:tblPr>
-      <w:tblInd w:w="0" w:type="dxa"/>
-      <w:tblCellMar>
-        <w:top w:w="0" w:type="dxa"/>
-        <w:left w:w="108" w:type="dxa"/>
-        <w:bottom w:w="0" w:type="dxa"/>
-        <w:right w:w="108" w:type="dxa"/>
-      </w:tblCellMar>
-    </w:tblPr>
-  </w:style>
-  <w:style w:type="numbering" w:default="1" w:styleId="Sinlista">
-    <w:name w:val="No List"/>
-    <w:uiPriority w:val="99"/>
-    <w:semiHidden/>
-    <w:unhideWhenUsed/>
-  </w:style>
-</w:styles>
-</file>
-
-<file path=word/glossary/webSettings.xml><?xml version="1.0" encoding="utf-8"?>
-<w:webSettings xmlns:mc="http://schemas.openxmlformats.org/markup-compatibility/2006" xmlns:r="http://schemas.openxmlformats.org/officeDocument/2006/relationships" xmlns:w="http://schemas.openxmlformats.org/wordprocessingml/2006/main" xmlns:w14="http://schemas.microsoft.com/office/word/2010/wordml" xmlns:w15="http://schemas.microsoft.com/office/word/2012/wordml" xmlns:w16se="http://schemas.microsoft.com/office/word/2015/wordml/symex" mc:Ignorable="w14 w15 w16se"/>
 </file>
 
 <file path=word/theme/theme1.xml><?xml version="1.0" encoding="utf-8"?>
@@ -9929,6 +9663,16 @@
 </file>
 
 <file path=customXml/item1.xml><?xml version="1.0" encoding="utf-8"?>
+<p:properties xmlns:p="http://schemas.microsoft.com/office/2006/metadata/properties" xmlns:xsi="http://www.w3.org/2001/XMLSchema-instance" xmlns:pc="http://schemas.microsoft.com/office/infopath/2007/PartnerControls">
+  <documentManagement/>
+</p:properties>
+</file>
+
+<file path=customXml/item2.xml><?xml version="1.0" encoding="utf-8"?>
+<b:Sources xmlns:b="http://schemas.openxmlformats.org/officeDocument/2006/bibliography" xmlns="http://schemas.openxmlformats.org/officeDocument/2006/bibliography" SelectedStyle="\APASixthEditionOfficeOnline.xsl" StyleName="APA" Version="6"/>
+</file>
+
+<file path=customXml/item3.xml><?xml version="1.0" encoding="utf-8"?>
 <?mso-contentType ?>
 <FormTemplates xmlns="http://schemas.microsoft.com/sharepoint/v3/contenttype/forms">
   <Display>DocumentLibraryForm</Display>
@@ -9937,7 +9681,7 @@
 </FormTemplates>
 </file>
 
-<file path=customXml/item2.xml><?xml version="1.0" encoding="utf-8"?>
+<file path=customXml/item4.xml><?xml version="1.0" encoding="utf-8"?>
 <ct:contentTypeSchema xmlns:ct="http://schemas.microsoft.com/office/2006/metadata/contentType" xmlns:ma="http://schemas.microsoft.com/office/2006/metadata/properties/metaAttributes" ct:_="" ma:_="" ma:contentTypeName="Documento" ma:contentTypeID="0x010100E96778489EE7714D8BD12CC105EB918B" ma:contentTypeVersion="2" ma:contentTypeDescription="Crear nuevo documento." ma:contentTypeScope="" ma:versionID="416c5c7ae9b5d54d83875cd3c65194e3">
   <xsd:schema xmlns:xsd="http://www.w3.org/2001/XMLSchema" xmlns:xs="http://www.w3.org/2001/XMLSchema" xmlns:p="http://schemas.microsoft.com/office/2006/metadata/properties" xmlns:ns2="126e8a1c-9ea9-435a-ac89-d06c80d62e30" targetNamespace="http://schemas.microsoft.com/office/2006/metadata/properties" ma:root="true" ma:fieldsID="70a237c842677bd850644f8595079f5e" ns2:_="">
     <xsd:import namespace="126e8a1c-9ea9-435a-ac89-d06c80d62e30"/>
@@ -10069,17 +9813,24 @@
 </ct:contentTypeSchema>
 </file>
 
-<file path=customXml/item3.xml><?xml version="1.0" encoding="utf-8"?>
-<p:properties xmlns:p="http://schemas.microsoft.com/office/2006/metadata/properties" xmlns:xsi="http://www.w3.org/2001/XMLSchema-instance" xmlns:pc="http://schemas.microsoft.com/office/infopath/2007/PartnerControls">
-  <documentManagement/>
-</p:properties>
+<file path=customXml/itemProps1.xml><?xml version="1.0" encoding="utf-8"?>
+<ds:datastoreItem xmlns:ds="http://schemas.openxmlformats.org/officeDocument/2006/customXml" ds:itemID="{5F1783E3-BA1C-4CA3-8E32-C9B378BBED03}">
+  <ds:schemaRefs>
+    <ds:schemaRef ds:uri="http://schemas.microsoft.com/office/2006/metadata/properties"/>
+    <ds:schemaRef ds:uri="http://schemas.microsoft.com/office/infopath/2007/PartnerControls"/>
+  </ds:schemaRefs>
+</ds:datastoreItem>
 </file>
 
-<file path=customXml/item4.xml><?xml version="1.0" encoding="utf-8"?>
-<b:Sources xmlns:b="http://schemas.openxmlformats.org/officeDocument/2006/bibliography" xmlns="http://schemas.openxmlformats.org/officeDocument/2006/bibliography" SelectedStyle="\APASixthEditionOfficeOnline.xsl" StyleName="APA" Version="6"/>
+<file path=customXml/itemProps2.xml><?xml version="1.0" encoding="utf-8"?>
+<ds:datastoreItem xmlns:ds="http://schemas.openxmlformats.org/officeDocument/2006/customXml" ds:itemID="{38798A93-35BB-4E36-97F5-7254B21EAFCC}">
+  <ds:schemaRefs>
+    <ds:schemaRef ds:uri="http://schemas.openxmlformats.org/officeDocument/2006/bibliography"/>
+  </ds:schemaRefs>
+</ds:datastoreItem>
 </file>
 
-<file path=customXml/itemProps1.xml><?xml version="1.0" encoding="utf-8"?>
+<file path=customXml/itemProps3.xml><?xml version="1.0" encoding="utf-8"?>
 <ds:datastoreItem xmlns:ds="http://schemas.openxmlformats.org/officeDocument/2006/customXml" ds:itemID="{DABAA964-10BA-4DBC-ABF2-CDEAC0FAF7AA}">
   <ds:schemaRefs>
     <ds:schemaRef ds:uri="http://schemas.microsoft.com/sharepoint/v3/contenttype/forms"/>
@@ -10087,7 +9838,7 @@
 </ds:datastoreItem>
 </file>
 
-<file path=customXml/itemProps2.xml><?xml version="1.0" encoding="utf-8"?>
+<file path=customXml/itemProps4.xml><?xml version="1.0" encoding="utf-8"?>
 <ds:datastoreItem xmlns:ds="http://schemas.openxmlformats.org/officeDocument/2006/customXml" ds:itemID="{90673534-9590-47F8-B0D6-46AB217CB3AD}">
   <ds:schemaRefs>
     <ds:schemaRef ds:uri="http://schemas.microsoft.com/office/2006/metadata/contentType"/>
@@ -10103,28 +9854,4 @@
     <ds:schemaRef ds:uri="http://schemas.microsoft.com/internal/obd"/>
   </ds:schemaRefs>
 </ds:datastoreItem>
-</file>
-
-<file path=customXml/itemProps3.xml><?xml version="1.0" encoding="utf-8"?>
-<ds:datastoreItem xmlns:ds="http://schemas.openxmlformats.org/officeDocument/2006/customXml" ds:itemID="{5F1783E3-BA1C-4CA3-8E32-C9B378BBED03}">
-  <ds:schemaRefs>
-    <ds:schemaRef ds:uri="http://purl.org/dc/terms/"/>
-    <ds:schemaRef ds:uri="http://purl.org/dc/dcmitype/"/>
-    <ds:schemaRef ds:uri="http://schemas.microsoft.com/office/2006/metadata/properties"/>
-    <ds:schemaRef ds:uri="http://www.w3.org/XML/1998/namespace"/>
-    <ds:schemaRef ds:uri="http://schemas.microsoft.com/office/2006/documentManagement/types"/>
-    <ds:schemaRef ds:uri="126e8a1c-9ea9-435a-ac89-d06c80d62e30"/>
-    <ds:schemaRef ds:uri="http://purl.org/dc/elements/1.1/"/>
-    <ds:schemaRef ds:uri="http://schemas.microsoft.com/office/infopath/2007/PartnerControls"/>
-    <ds:schemaRef ds:uri="http://schemas.openxmlformats.org/package/2006/metadata/core-properties"/>
-  </ds:schemaRefs>
-</ds:datastoreItem>
-</file>
-
-<file path=customXml/itemProps4.xml><?xml version="1.0" encoding="utf-8"?>
-<ds:datastoreItem xmlns:ds="http://schemas.openxmlformats.org/officeDocument/2006/customXml" ds:itemID="{38798A93-35BB-4E36-97F5-7254B21EAFCC}">
-  <ds:schemaRefs>
-    <ds:schemaRef ds:uri="http://schemas.openxmlformats.org/officeDocument/2006/bibliography"/>
-  </ds:schemaRefs>
-</ds:datastoreItem>
 </file>